--- a/Parcial-I/Talleres/TI.1.1 PAO202651_SOAP_JAVA_SINBDD_NRC36884_GR04/01. UML/01. ERS/ERS_SOAP_JAVA_SINBDD_GR04.docx
+++ b/Parcial-I/Talleres/TI.1.1 PAO202651_SOAP_JAVA_SINBDD_NRC36884_GR04/01. UML/01. ERS/ERS_SOAP_JAVA_SINBDD_GR04.docx
@@ -12,10 +12,10 @@
           <w:pgSz w:w="11906" w:h="16838" w:code="9"/>
           <w:pgMar w:top="1418" w:right="1701" w:bottom="1418" w:left="1701" w:header="709" w:footer="709" w:gutter="0"/>
           <w:pgBorders w:offsetFrom="page">
-            <w:top w:val="twistedLines1" w:sz="15" w:space="24" w:color="auto"/>
-            <w:left w:val="twistedLines1" w:sz="15" w:space="24" w:color="auto"/>
-            <w:bottom w:val="twistedLines1" w:sz="15" w:space="24" w:color="auto"/>
-            <w:right w:val="twistedLines1" w:sz="15" w:space="24" w:color="auto"/>
+            <w:top w:val="twistedLines1" w:sz="18" w:space="24" w:color="auto"/>
+            <w:left w:val="twistedLines1" w:sz="18" w:space="24" w:color="auto"/>
+            <w:bottom w:val="twistedLines1" w:sz="18" w:space="24" w:color="auto"/>
+            <w:right w:val="twistedLines1" w:sz="18" w:space="24" w:color="auto"/>
           </w:pgBorders>
           <w:pgNumType w:start="0"/>
           <w:cols w:space="708"/>
@@ -239,13 +239,8 @@
                             <w:pPr>
                               <w:jc w:val="center"/>
                             </w:pPr>
-                            <w:proofErr w:type="gramStart"/>
                             <w:r>
-                              <w:t>MIS.MDU.CCNA.CCIA</w:t>
-                            </w:r>
-                            <w:proofErr w:type="gramEnd"/>
-                            <w:r>
-                              <w:t>.</w:t>
+                              <w:t>MIS.MDU.CCNA.CCIA.</w:t>
                             </w:r>
                           </w:p>
                           <w:p>
@@ -348,7 +343,7 @@
                                 <w:szCs w:val="28"/>
                                 <w:lang w:eastAsia="es-EC"/>
                               </w:rPr>
-                              <w:t>07/10/2026</w:t>
+                              <w:t>27/10/2026</w:t>
                             </w:r>
                             <w:r>
                               <w:rPr>
@@ -557,13 +552,8 @@
                       <w:pPr>
                         <w:jc w:val="center"/>
                       </w:pPr>
-                      <w:proofErr w:type="gramStart"/>
                       <w:r>
-                        <w:t>MIS.MDU.CCNA.CCIA</w:t>
-                      </w:r>
-                      <w:proofErr w:type="gramEnd"/>
-                      <w:r>
-                        <w:t>.</w:t>
+                        <w:t>MIS.MDU.CCNA.CCIA.</w:t>
                       </w:r>
                     </w:p>
                     <w:p>
@@ -666,7 +656,7 @@
                           <w:szCs w:val="28"/>
                           <w:lang w:eastAsia="es-EC"/>
                         </w:rPr>
-                        <w:t>07/10/2026</w:t>
+                        <w:t>27/10/2026</w:t>
                       </w:r>
                       <w:r>
                         <w:rPr>
@@ -4367,7 +4357,6 @@
         <w:rPr>
           <w:rFonts w:asciiTheme="minorHAnsi" w:eastAsiaTheme="minorEastAsia" w:hAnsiTheme="minorHAnsi" w:cstheme="minorBidi"/>
           <w:noProof/>
-          <w:color w:val="auto"/>
           <w:kern w:val="2"/>
           <w:sz w:val="24"/>
           <w:szCs w:val="24"/>
@@ -4396,7 +4385,6 @@
           <w:rPr>
             <w:rFonts w:asciiTheme="minorHAnsi" w:eastAsiaTheme="minorEastAsia" w:hAnsiTheme="minorHAnsi" w:cstheme="minorBidi"/>
             <w:noProof/>
-            <w:color w:val="auto"/>
             <w:kern w:val="2"/>
             <w:sz w:val="24"/>
             <w:szCs w:val="24"/>
@@ -4472,7 +4460,6 @@
         <w:rPr>
           <w:rFonts w:asciiTheme="minorHAnsi" w:eastAsiaTheme="minorEastAsia" w:hAnsiTheme="minorHAnsi" w:cstheme="minorBidi"/>
           <w:noProof/>
-          <w:color w:val="auto"/>
           <w:kern w:val="2"/>
           <w:sz w:val="24"/>
           <w:szCs w:val="24"/>
@@ -4492,7 +4479,6 @@
           <w:rPr>
             <w:rFonts w:asciiTheme="minorHAnsi" w:eastAsiaTheme="minorEastAsia" w:hAnsiTheme="minorHAnsi" w:cstheme="minorBidi"/>
             <w:noProof/>
-            <w:color w:val="auto"/>
             <w:kern w:val="2"/>
             <w:sz w:val="24"/>
             <w:szCs w:val="24"/>
@@ -4568,7 +4554,6 @@
         <w:rPr>
           <w:rFonts w:asciiTheme="minorHAnsi" w:eastAsiaTheme="minorEastAsia" w:hAnsiTheme="minorHAnsi" w:cstheme="minorBidi"/>
           <w:noProof/>
-          <w:color w:val="auto"/>
           <w:kern w:val="2"/>
           <w:sz w:val="24"/>
           <w:szCs w:val="24"/>
@@ -4588,7 +4573,6 @@
           <w:rPr>
             <w:rFonts w:asciiTheme="minorHAnsi" w:eastAsiaTheme="minorEastAsia" w:hAnsiTheme="minorHAnsi" w:cstheme="minorBidi"/>
             <w:noProof/>
-            <w:color w:val="auto"/>
             <w:kern w:val="2"/>
             <w:sz w:val="24"/>
             <w:szCs w:val="24"/>
@@ -4664,7 +4648,6 @@
         <w:rPr>
           <w:rFonts w:asciiTheme="minorHAnsi" w:eastAsiaTheme="minorEastAsia" w:hAnsiTheme="minorHAnsi" w:cstheme="minorBidi"/>
           <w:noProof/>
-          <w:color w:val="auto"/>
           <w:kern w:val="2"/>
           <w:sz w:val="24"/>
           <w:szCs w:val="24"/>
@@ -4684,7 +4667,6 @@
           <w:rPr>
             <w:rFonts w:asciiTheme="minorHAnsi" w:eastAsiaTheme="minorEastAsia" w:hAnsiTheme="minorHAnsi" w:cstheme="minorBidi"/>
             <w:noProof/>
-            <w:color w:val="auto"/>
             <w:kern w:val="2"/>
             <w:sz w:val="24"/>
             <w:szCs w:val="24"/>
@@ -4760,7 +4742,6 @@
         <w:rPr>
           <w:rFonts w:asciiTheme="minorHAnsi" w:eastAsiaTheme="minorEastAsia" w:hAnsiTheme="minorHAnsi" w:cstheme="minorBidi"/>
           <w:noProof/>
-          <w:color w:val="auto"/>
           <w:kern w:val="2"/>
           <w:sz w:val="24"/>
           <w:szCs w:val="24"/>
@@ -4780,7 +4761,6 @@
           <w:rPr>
             <w:rFonts w:asciiTheme="minorHAnsi" w:eastAsiaTheme="minorEastAsia" w:hAnsiTheme="minorHAnsi" w:cstheme="minorBidi"/>
             <w:noProof/>
-            <w:color w:val="auto"/>
             <w:kern w:val="2"/>
             <w:sz w:val="24"/>
             <w:szCs w:val="24"/>
@@ -4856,7 +4836,6 @@
         <w:rPr>
           <w:rFonts w:asciiTheme="minorHAnsi" w:eastAsiaTheme="minorEastAsia" w:hAnsiTheme="minorHAnsi" w:cstheme="minorBidi"/>
           <w:noProof/>
-          <w:color w:val="auto"/>
           <w:kern w:val="2"/>
           <w:sz w:val="24"/>
           <w:szCs w:val="24"/>
@@ -4876,7 +4855,6 @@
           <w:rPr>
             <w:rFonts w:asciiTheme="minorHAnsi" w:eastAsiaTheme="minorEastAsia" w:hAnsiTheme="minorHAnsi" w:cstheme="minorBidi"/>
             <w:noProof/>
-            <w:color w:val="auto"/>
             <w:kern w:val="2"/>
             <w:sz w:val="24"/>
             <w:szCs w:val="24"/>
@@ -4952,7 +4930,6 @@
         <w:rPr>
           <w:rFonts w:asciiTheme="minorHAnsi" w:eastAsiaTheme="minorEastAsia" w:hAnsiTheme="minorHAnsi" w:cstheme="minorBidi"/>
           <w:noProof/>
-          <w:color w:val="auto"/>
           <w:kern w:val="2"/>
           <w:sz w:val="24"/>
           <w:szCs w:val="24"/>
@@ -4972,7 +4949,6 @@
           <w:rPr>
             <w:rFonts w:asciiTheme="minorHAnsi" w:eastAsiaTheme="minorEastAsia" w:hAnsiTheme="minorHAnsi" w:cstheme="minorBidi"/>
             <w:noProof/>
-            <w:color w:val="auto"/>
             <w:kern w:val="2"/>
             <w:sz w:val="24"/>
             <w:szCs w:val="24"/>
@@ -5048,7 +5024,6 @@
         <w:rPr>
           <w:rFonts w:asciiTheme="minorHAnsi" w:eastAsiaTheme="minorEastAsia" w:hAnsiTheme="minorHAnsi" w:cstheme="minorBidi"/>
           <w:noProof/>
-          <w:color w:val="auto"/>
           <w:kern w:val="2"/>
           <w:sz w:val="24"/>
           <w:szCs w:val="24"/>
@@ -5068,7 +5043,6 @@
           <w:rPr>
             <w:rFonts w:asciiTheme="minorHAnsi" w:eastAsiaTheme="minorEastAsia" w:hAnsiTheme="minorHAnsi" w:cstheme="minorBidi"/>
             <w:noProof/>
-            <w:color w:val="auto"/>
             <w:kern w:val="2"/>
             <w:sz w:val="24"/>
             <w:szCs w:val="24"/>
@@ -5144,7 +5118,6 @@
         <w:rPr>
           <w:rFonts w:asciiTheme="minorHAnsi" w:eastAsiaTheme="minorEastAsia" w:hAnsiTheme="minorHAnsi" w:cstheme="minorBidi"/>
           <w:noProof/>
-          <w:color w:val="auto"/>
           <w:kern w:val="2"/>
           <w:sz w:val="24"/>
           <w:szCs w:val="24"/>
@@ -5164,7 +5137,6 @@
           <w:rPr>
             <w:rFonts w:asciiTheme="minorHAnsi" w:eastAsiaTheme="minorEastAsia" w:hAnsiTheme="minorHAnsi" w:cstheme="minorBidi"/>
             <w:noProof/>
-            <w:color w:val="auto"/>
             <w:kern w:val="2"/>
             <w:sz w:val="24"/>
             <w:szCs w:val="24"/>
@@ -5240,7 +5212,6 @@
         <w:rPr>
           <w:rFonts w:asciiTheme="minorHAnsi" w:eastAsiaTheme="minorEastAsia" w:hAnsiTheme="minorHAnsi" w:cstheme="minorBidi"/>
           <w:noProof/>
-          <w:color w:val="auto"/>
           <w:kern w:val="2"/>
           <w:sz w:val="24"/>
           <w:szCs w:val="24"/>
@@ -5260,7 +5231,6 @@
           <w:rPr>
             <w:rFonts w:asciiTheme="minorHAnsi" w:eastAsiaTheme="minorEastAsia" w:hAnsiTheme="minorHAnsi" w:cstheme="minorBidi"/>
             <w:noProof/>
-            <w:color w:val="auto"/>
             <w:kern w:val="2"/>
             <w:sz w:val="24"/>
             <w:szCs w:val="24"/>
@@ -5336,7 +5306,6 @@
         <w:rPr>
           <w:rFonts w:asciiTheme="minorHAnsi" w:eastAsiaTheme="minorEastAsia" w:hAnsiTheme="minorHAnsi" w:cstheme="minorBidi"/>
           <w:noProof/>
-          <w:color w:val="auto"/>
           <w:kern w:val="2"/>
           <w:sz w:val="24"/>
           <w:szCs w:val="24"/>
@@ -5356,7 +5325,6 @@
           <w:rPr>
             <w:rFonts w:asciiTheme="minorHAnsi" w:eastAsiaTheme="minorEastAsia" w:hAnsiTheme="minorHAnsi" w:cstheme="minorBidi"/>
             <w:noProof/>
-            <w:color w:val="auto"/>
             <w:kern w:val="2"/>
             <w:sz w:val="24"/>
             <w:szCs w:val="24"/>
@@ -5432,7 +5400,6 @@
         <w:rPr>
           <w:rFonts w:asciiTheme="minorHAnsi" w:eastAsiaTheme="minorEastAsia" w:hAnsiTheme="minorHAnsi" w:cstheme="minorBidi"/>
           <w:noProof/>
-          <w:color w:val="auto"/>
           <w:kern w:val="2"/>
           <w:sz w:val="24"/>
           <w:szCs w:val="24"/>
@@ -5452,7 +5419,6 @@
           <w:rPr>
             <w:rFonts w:asciiTheme="minorHAnsi" w:eastAsiaTheme="minorEastAsia" w:hAnsiTheme="minorHAnsi" w:cstheme="minorBidi"/>
             <w:noProof/>
-            <w:color w:val="auto"/>
             <w:kern w:val="2"/>
             <w:sz w:val="24"/>
             <w:szCs w:val="24"/>
@@ -5528,7 +5494,6 @@
         <w:rPr>
           <w:rFonts w:asciiTheme="minorHAnsi" w:eastAsiaTheme="minorEastAsia" w:hAnsiTheme="minorHAnsi" w:cstheme="minorBidi"/>
           <w:noProof/>
-          <w:color w:val="auto"/>
           <w:kern w:val="2"/>
           <w:sz w:val="24"/>
           <w:szCs w:val="24"/>
@@ -5548,7 +5513,6 @@
           <w:rPr>
             <w:rFonts w:asciiTheme="minorHAnsi" w:eastAsiaTheme="minorEastAsia" w:hAnsiTheme="minorHAnsi" w:cstheme="minorBidi"/>
             <w:noProof/>
-            <w:color w:val="auto"/>
             <w:kern w:val="2"/>
             <w:sz w:val="24"/>
             <w:szCs w:val="24"/>
@@ -5624,7 +5588,6 @@
         <w:rPr>
           <w:rFonts w:asciiTheme="minorHAnsi" w:eastAsiaTheme="minorEastAsia" w:hAnsiTheme="minorHAnsi" w:cstheme="minorBidi"/>
           <w:noProof/>
-          <w:color w:val="auto"/>
           <w:kern w:val="2"/>
           <w:sz w:val="24"/>
           <w:szCs w:val="24"/>
@@ -5644,7 +5607,6 @@
           <w:rPr>
             <w:rFonts w:asciiTheme="minorHAnsi" w:eastAsiaTheme="minorEastAsia" w:hAnsiTheme="minorHAnsi" w:cstheme="minorBidi"/>
             <w:noProof/>
-            <w:color w:val="auto"/>
             <w:kern w:val="2"/>
             <w:sz w:val="24"/>
             <w:szCs w:val="24"/>
@@ -5720,7 +5682,6 @@
         <w:rPr>
           <w:rFonts w:asciiTheme="minorHAnsi" w:eastAsiaTheme="minorEastAsia" w:hAnsiTheme="minorHAnsi" w:cstheme="minorBidi"/>
           <w:noProof/>
-          <w:color w:val="auto"/>
           <w:kern w:val="2"/>
           <w:sz w:val="24"/>
           <w:szCs w:val="24"/>
@@ -5740,7 +5701,6 @@
           <w:rPr>
             <w:rFonts w:asciiTheme="minorHAnsi" w:eastAsiaTheme="minorEastAsia" w:hAnsiTheme="minorHAnsi" w:cstheme="minorBidi"/>
             <w:noProof/>
-            <w:color w:val="auto"/>
             <w:kern w:val="2"/>
             <w:sz w:val="24"/>
             <w:szCs w:val="24"/>
@@ -5816,7 +5776,6 @@
         <w:rPr>
           <w:rFonts w:asciiTheme="minorHAnsi" w:eastAsiaTheme="minorEastAsia" w:hAnsiTheme="minorHAnsi" w:cstheme="minorBidi"/>
           <w:noProof/>
-          <w:color w:val="auto"/>
           <w:kern w:val="2"/>
           <w:sz w:val="24"/>
           <w:szCs w:val="24"/>
@@ -5836,7 +5795,6 @@
           <w:rPr>
             <w:rFonts w:asciiTheme="minorHAnsi" w:eastAsiaTheme="minorEastAsia" w:hAnsiTheme="minorHAnsi" w:cstheme="minorBidi"/>
             <w:noProof/>
-            <w:color w:val="auto"/>
             <w:kern w:val="2"/>
             <w:sz w:val="24"/>
             <w:szCs w:val="24"/>
@@ -5912,7 +5870,6 @@
         <w:rPr>
           <w:rFonts w:asciiTheme="minorHAnsi" w:eastAsiaTheme="minorEastAsia" w:hAnsiTheme="minorHAnsi" w:cstheme="minorBidi"/>
           <w:noProof/>
-          <w:color w:val="auto"/>
           <w:kern w:val="2"/>
           <w:sz w:val="24"/>
           <w:szCs w:val="24"/>
@@ -5932,7 +5889,6 @@
           <w:rPr>
             <w:rFonts w:asciiTheme="minorHAnsi" w:eastAsiaTheme="minorEastAsia" w:hAnsiTheme="minorHAnsi" w:cstheme="minorBidi"/>
             <w:noProof/>
-            <w:color w:val="auto"/>
             <w:kern w:val="2"/>
             <w:sz w:val="24"/>
             <w:szCs w:val="24"/>
@@ -6008,7 +5964,6 @@
         <w:rPr>
           <w:rFonts w:asciiTheme="minorHAnsi" w:eastAsiaTheme="minorEastAsia" w:hAnsiTheme="minorHAnsi" w:cstheme="minorBidi"/>
           <w:noProof/>
-          <w:color w:val="auto"/>
           <w:kern w:val="2"/>
           <w:sz w:val="24"/>
           <w:szCs w:val="24"/>
@@ -6028,7 +5983,6 @@
           <w:rPr>
             <w:rFonts w:asciiTheme="minorHAnsi" w:eastAsiaTheme="minorEastAsia" w:hAnsiTheme="minorHAnsi" w:cstheme="minorBidi"/>
             <w:noProof/>
-            <w:color w:val="auto"/>
             <w:kern w:val="2"/>
             <w:sz w:val="24"/>
             <w:szCs w:val="24"/>
@@ -6104,7 +6058,6 @@
         <w:rPr>
           <w:rFonts w:asciiTheme="minorHAnsi" w:eastAsiaTheme="minorEastAsia" w:hAnsiTheme="minorHAnsi" w:cstheme="minorBidi"/>
           <w:noProof/>
-          <w:color w:val="auto"/>
           <w:kern w:val="2"/>
           <w:sz w:val="24"/>
           <w:szCs w:val="24"/>
@@ -6124,7 +6077,6 @@
           <w:rPr>
             <w:rFonts w:asciiTheme="minorHAnsi" w:eastAsiaTheme="minorEastAsia" w:hAnsiTheme="minorHAnsi" w:cstheme="minorBidi"/>
             <w:noProof/>
-            <w:color w:val="auto"/>
             <w:kern w:val="2"/>
             <w:sz w:val="24"/>
             <w:szCs w:val="24"/>
@@ -6200,7 +6152,6 @@
         <w:rPr>
           <w:rFonts w:asciiTheme="minorHAnsi" w:eastAsiaTheme="minorEastAsia" w:hAnsiTheme="minorHAnsi" w:cstheme="minorBidi"/>
           <w:noProof/>
-          <w:color w:val="auto"/>
           <w:kern w:val="2"/>
           <w:sz w:val="24"/>
           <w:szCs w:val="24"/>
@@ -6220,7 +6171,6 @@
           <w:rPr>
             <w:rFonts w:asciiTheme="minorHAnsi" w:eastAsiaTheme="minorEastAsia" w:hAnsiTheme="minorHAnsi" w:cstheme="minorBidi"/>
             <w:noProof/>
-            <w:color w:val="auto"/>
             <w:kern w:val="2"/>
             <w:sz w:val="24"/>
             <w:szCs w:val="24"/>
@@ -6296,7 +6246,6 @@
         <w:rPr>
           <w:rFonts w:asciiTheme="minorHAnsi" w:eastAsiaTheme="minorEastAsia" w:hAnsiTheme="minorHAnsi" w:cstheme="minorBidi"/>
           <w:noProof/>
-          <w:color w:val="auto"/>
           <w:kern w:val="2"/>
           <w:sz w:val="24"/>
           <w:szCs w:val="24"/>
@@ -6316,7 +6265,6 @@
           <w:rPr>
             <w:rFonts w:asciiTheme="minorHAnsi" w:eastAsiaTheme="minorEastAsia" w:hAnsiTheme="minorHAnsi" w:cstheme="minorBidi"/>
             <w:noProof/>
-            <w:color w:val="auto"/>
             <w:kern w:val="2"/>
             <w:sz w:val="24"/>
             <w:szCs w:val="24"/>
@@ -6392,7 +6340,6 @@
         <w:rPr>
           <w:rFonts w:asciiTheme="minorHAnsi" w:eastAsiaTheme="minorEastAsia" w:hAnsiTheme="minorHAnsi" w:cstheme="minorBidi"/>
           <w:noProof/>
-          <w:color w:val="auto"/>
           <w:kern w:val="2"/>
           <w:sz w:val="24"/>
           <w:szCs w:val="24"/>
@@ -6412,7 +6359,6 @@
           <w:rPr>
             <w:rFonts w:asciiTheme="minorHAnsi" w:eastAsiaTheme="minorEastAsia" w:hAnsiTheme="minorHAnsi" w:cstheme="minorBidi"/>
             <w:noProof/>
-            <w:color w:val="auto"/>
             <w:kern w:val="2"/>
             <w:sz w:val="24"/>
             <w:szCs w:val="24"/>
@@ -6488,7 +6434,6 @@
         <w:rPr>
           <w:rFonts w:asciiTheme="minorHAnsi" w:eastAsiaTheme="minorEastAsia" w:hAnsiTheme="minorHAnsi" w:cstheme="minorBidi"/>
           <w:noProof/>
-          <w:color w:val="auto"/>
           <w:kern w:val="2"/>
           <w:sz w:val="24"/>
           <w:szCs w:val="24"/>
@@ -6508,7 +6453,6 @@
           <w:rPr>
             <w:rFonts w:asciiTheme="minorHAnsi" w:eastAsiaTheme="minorEastAsia" w:hAnsiTheme="minorHAnsi" w:cstheme="minorBidi"/>
             <w:noProof/>
-            <w:color w:val="auto"/>
             <w:kern w:val="2"/>
             <w:sz w:val="24"/>
             <w:szCs w:val="24"/>
@@ -6584,7 +6528,6 @@
         <w:rPr>
           <w:rFonts w:asciiTheme="minorHAnsi" w:eastAsiaTheme="minorEastAsia" w:hAnsiTheme="minorHAnsi" w:cstheme="minorBidi"/>
           <w:noProof/>
-          <w:color w:val="auto"/>
           <w:kern w:val="2"/>
           <w:sz w:val="24"/>
           <w:szCs w:val="24"/>
@@ -6604,7 +6547,6 @@
           <w:rPr>
             <w:rFonts w:asciiTheme="minorHAnsi" w:eastAsiaTheme="minorEastAsia" w:hAnsiTheme="minorHAnsi" w:cstheme="minorBidi"/>
             <w:noProof/>
-            <w:color w:val="auto"/>
             <w:kern w:val="2"/>
             <w:sz w:val="24"/>
             <w:szCs w:val="24"/>
@@ -6680,7 +6622,6 @@
         <w:rPr>
           <w:rFonts w:asciiTheme="minorHAnsi" w:eastAsiaTheme="minorEastAsia" w:hAnsiTheme="minorHAnsi" w:cstheme="minorBidi"/>
           <w:noProof/>
-          <w:color w:val="auto"/>
           <w:kern w:val="2"/>
           <w:sz w:val="24"/>
           <w:szCs w:val="24"/>
@@ -6700,7 +6641,6 @@
           <w:rPr>
             <w:rFonts w:asciiTheme="minorHAnsi" w:eastAsiaTheme="minorEastAsia" w:hAnsiTheme="minorHAnsi" w:cstheme="minorBidi"/>
             <w:noProof/>
-            <w:color w:val="auto"/>
             <w:kern w:val="2"/>
             <w:sz w:val="24"/>
             <w:szCs w:val="24"/>
@@ -6776,7 +6716,6 @@
         <w:rPr>
           <w:rFonts w:asciiTheme="minorHAnsi" w:eastAsiaTheme="minorEastAsia" w:hAnsiTheme="minorHAnsi" w:cstheme="minorBidi"/>
           <w:noProof/>
-          <w:color w:val="auto"/>
           <w:kern w:val="2"/>
           <w:sz w:val="24"/>
           <w:szCs w:val="24"/>
@@ -6796,7 +6735,6 @@
           <w:rPr>
             <w:rFonts w:asciiTheme="minorHAnsi" w:eastAsiaTheme="minorEastAsia" w:hAnsiTheme="minorHAnsi" w:cstheme="minorBidi"/>
             <w:noProof/>
-            <w:color w:val="auto"/>
             <w:kern w:val="2"/>
             <w:sz w:val="24"/>
             <w:szCs w:val="24"/>
@@ -6872,7 +6810,6 @@
         <w:rPr>
           <w:rFonts w:asciiTheme="minorHAnsi" w:eastAsiaTheme="minorEastAsia" w:hAnsiTheme="minorHAnsi" w:cstheme="minorBidi"/>
           <w:noProof/>
-          <w:color w:val="auto"/>
           <w:kern w:val="2"/>
           <w:sz w:val="24"/>
           <w:szCs w:val="24"/>
@@ -6892,7 +6829,6 @@
           <w:rPr>
             <w:rFonts w:asciiTheme="minorHAnsi" w:eastAsiaTheme="minorEastAsia" w:hAnsiTheme="minorHAnsi" w:cstheme="minorBidi"/>
             <w:noProof/>
-            <w:color w:val="auto"/>
             <w:kern w:val="2"/>
             <w:sz w:val="24"/>
             <w:szCs w:val="24"/>
@@ -6968,7 +6904,6 @@
         <w:rPr>
           <w:rFonts w:asciiTheme="minorHAnsi" w:eastAsiaTheme="minorEastAsia" w:hAnsiTheme="minorHAnsi" w:cstheme="minorBidi"/>
           <w:noProof/>
-          <w:color w:val="auto"/>
           <w:kern w:val="2"/>
           <w:sz w:val="24"/>
           <w:szCs w:val="24"/>
@@ -6988,7 +6923,6 @@
           <w:rPr>
             <w:rFonts w:asciiTheme="minorHAnsi" w:eastAsiaTheme="minorEastAsia" w:hAnsiTheme="minorHAnsi" w:cstheme="minorBidi"/>
             <w:noProof/>
-            <w:color w:val="auto"/>
             <w:kern w:val="2"/>
             <w:sz w:val="24"/>
             <w:szCs w:val="24"/>
@@ -7064,7 +6998,6 @@
         <w:rPr>
           <w:rFonts w:asciiTheme="minorHAnsi" w:eastAsiaTheme="minorEastAsia" w:hAnsiTheme="minorHAnsi" w:cstheme="minorBidi"/>
           <w:noProof/>
-          <w:color w:val="auto"/>
           <w:kern w:val="2"/>
           <w:sz w:val="24"/>
           <w:szCs w:val="24"/>
@@ -7084,7 +7017,6 @@
           <w:rPr>
             <w:rFonts w:asciiTheme="minorHAnsi" w:eastAsiaTheme="minorEastAsia" w:hAnsiTheme="minorHAnsi" w:cstheme="minorBidi"/>
             <w:noProof/>
-            <w:color w:val="auto"/>
             <w:kern w:val="2"/>
             <w:sz w:val="24"/>
             <w:szCs w:val="24"/>
@@ -7160,7 +7092,6 @@
         <w:rPr>
           <w:rFonts w:asciiTheme="minorHAnsi" w:eastAsiaTheme="minorEastAsia" w:hAnsiTheme="minorHAnsi" w:cstheme="minorBidi"/>
           <w:noProof/>
-          <w:color w:val="auto"/>
           <w:kern w:val="2"/>
           <w:sz w:val="24"/>
           <w:szCs w:val="24"/>
@@ -7180,7 +7111,6 @@
           <w:rPr>
             <w:rFonts w:asciiTheme="minorHAnsi" w:eastAsiaTheme="minorEastAsia" w:hAnsiTheme="minorHAnsi" w:cstheme="minorBidi"/>
             <w:noProof/>
-            <w:color w:val="auto"/>
             <w:kern w:val="2"/>
             <w:sz w:val="24"/>
             <w:szCs w:val="24"/>
@@ -7256,7 +7186,6 @@
         <w:rPr>
           <w:rFonts w:asciiTheme="minorHAnsi" w:eastAsiaTheme="minorEastAsia" w:hAnsiTheme="minorHAnsi" w:cstheme="minorBidi"/>
           <w:noProof/>
-          <w:color w:val="auto"/>
           <w:kern w:val="2"/>
           <w:sz w:val="24"/>
           <w:szCs w:val="24"/>
@@ -7276,7 +7205,6 @@
           <w:rPr>
             <w:rFonts w:asciiTheme="minorHAnsi" w:eastAsiaTheme="minorEastAsia" w:hAnsiTheme="minorHAnsi" w:cstheme="minorBidi"/>
             <w:noProof/>
-            <w:color w:val="auto"/>
             <w:kern w:val="2"/>
             <w:sz w:val="24"/>
             <w:szCs w:val="24"/>
@@ -7352,7 +7280,6 @@
         <w:rPr>
           <w:rFonts w:asciiTheme="minorHAnsi" w:eastAsiaTheme="minorEastAsia" w:hAnsiTheme="minorHAnsi" w:cstheme="minorBidi"/>
           <w:noProof/>
-          <w:color w:val="auto"/>
           <w:kern w:val="2"/>
           <w:sz w:val="24"/>
           <w:szCs w:val="24"/>
@@ -7372,7 +7299,6 @@
           <w:rPr>
             <w:rFonts w:asciiTheme="minorHAnsi" w:eastAsiaTheme="minorEastAsia" w:hAnsiTheme="minorHAnsi" w:cstheme="minorBidi"/>
             <w:noProof/>
-            <w:color w:val="auto"/>
             <w:kern w:val="2"/>
             <w:sz w:val="24"/>
             <w:szCs w:val="24"/>
@@ -7448,7 +7374,6 @@
         <w:rPr>
           <w:rFonts w:asciiTheme="minorHAnsi" w:eastAsiaTheme="minorEastAsia" w:hAnsiTheme="minorHAnsi" w:cstheme="minorBidi"/>
           <w:noProof/>
-          <w:color w:val="auto"/>
           <w:kern w:val="2"/>
           <w:sz w:val="24"/>
           <w:szCs w:val="24"/>
@@ -7468,7 +7393,6 @@
           <w:rPr>
             <w:rFonts w:asciiTheme="minorHAnsi" w:eastAsiaTheme="minorEastAsia" w:hAnsiTheme="minorHAnsi" w:cstheme="minorBidi"/>
             <w:noProof/>
-            <w:color w:val="auto"/>
             <w:kern w:val="2"/>
             <w:sz w:val="24"/>
             <w:szCs w:val="24"/>
@@ -7544,7 +7468,6 @@
         <w:rPr>
           <w:rFonts w:asciiTheme="minorHAnsi" w:eastAsiaTheme="minorEastAsia" w:hAnsiTheme="minorHAnsi" w:cstheme="minorBidi"/>
           <w:noProof/>
-          <w:color w:val="auto"/>
           <w:kern w:val="2"/>
           <w:sz w:val="24"/>
           <w:szCs w:val="24"/>
@@ -7564,7 +7487,6 @@
           <w:rPr>
             <w:rFonts w:asciiTheme="minorHAnsi" w:eastAsiaTheme="minorEastAsia" w:hAnsiTheme="minorHAnsi" w:cstheme="minorBidi"/>
             <w:noProof/>
-            <w:color w:val="auto"/>
             <w:kern w:val="2"/>
             <w:sz w:val="24"/>
             <w:szCs w:val="24"/>
@@ -7640,7 +7562,6 @@
         <w:rPr>
           <w:rFonts w:asciiTheme="minorHAnsi" w:eastAsiaTheme="minorEastAsia" w:hAnsiTheme="minorHAnsi" w:cstheme="minorBidi"/>
           <w:noProof/>
-          <w:color w:val="auto"/>
           <w:kern w:val="2"/>
           <w:sz w:val="24"/>
           <w:szCs w:val="24"/>
@@ -7660,7 +7581,6 @@
           <w:rPr>
             <w:rFonts w:asciiTheme="minorHAnsi" w:eastAsiaTheme="minorEastAsia" w:hAnsiTheme="minorHAnsi" w:cstheme="minorBidi"/>
             <w:noProof/>
-            <w:color w:val="auto"/>
             <w:kern w:val="2"/>
             <w:sz w:val="24"/>
             <w:szCs w:val="24"/>
@@ -7736,7 +7656,6 @@
         <w:rPr>
           <w:rFonts w:asciiTheme="minorHAnsi" w:eastAsiaTheme="minorEastAsia" w:hAnsiTheme="minorHAnsi" w:cstheme="minorBidi"/>
           <w:noProof/>
-          <w:color w:val="auto"/>
           <w:kern w:val="2"/>
           <w:sz w:val="24"/>
           <w:szCs w:val="24"/>
@@ -7756,7 +7675,6 @@
           <w:rPr>
             <w:rFonts w:asciiTheme="minorHAnsi" w:eastAsiaTheme="minorEastAsia" w:hAnsiTheme="minorHAnsi" w:cstheme="minorBidi"/>
             <w:noProof/>
-            <w:color w:val="auto"/>
             <w:kern w:val="2"/>
             <w:sz w:val="24"/>
             <w:szCs w:val="24"/>
@@ -7832,7 +7750,6 @@
         <w:rPr>
           <w:rFonts w:asciiTheme="minorHAnsi" w:eastAsiaTheme="minorEastAsia" w:hAnsiTheme="minorHAnsi" w:cstheme="minorBidi"/>
           <w:noProof/>
-          <w:color w:val="auto"/>
           <w:kern w:val="2"/>
           <w:sz w:val="24"/>
           <w:szCs w:val="24"/>
@@ -7852,7 +7769,6 @@
           <w:rPr>
             <w:rFonts w:asciiTheme="minorHAnsi" w:eastAsiaTheme="minorEastAsia" w:hAnsiTheme="minorHAnsi" w:cstheme="minorBidi"/>
             <w:noProof/>
-            <w:color w:val="auto"/>
             <w:kern w:val="2"/>
             <w:sz w:val="24"/>
             <w:szCs w:val="24"/>
@@ -7928,7 +7844,6 @@
         <w:rPr>
           <w:rFonts w:asciiTheme="minorHAnsi" w:eastAsiaTheme="minorEastAsia" w:hAnsiTheme="minorHAnsi" w:cstheme="minorBidi"/>
           <w:noProof/>
-          <w:color w:val="auto"/>
           <w:kern w:val="2"/>
           <w:sz w:val="24"/>
           <w:szCs w:val="24"/>
@@ -7948,7 +7863,6 @@
           <w:rPr>
             <w:rFonts w:asciiTheme="minorHAnsi" w:eastAsiaTheme="minorEastAsia" w:hAnsiTheme="minorHAnsi" w:cstheme="minorBidi"/>
             <w:noProof/>
-            <w:color w:val="auto"/>
             <w:kern w:val="2"/>
             <w:sz w:val="24"/>
             <w:szCs w:val="24"/>
@@ -8024,7 +7938,6 @@
         <w:rPr>
           <w:rFonts w:asciiTheme="minorHAnsi" w:eastAsiaTheme="minorEastAsia" w:hAnsiTheme="minorHAnsi" w:cstheme="minorBidi"/>
           <w:noProof/>
-          <w:color w:val="auto"/>
           <w:kern w:val="2"/>
           <w:sz w:val="24"/>
           <w:szCs w:val="24"/>
@@ -8044,7 +7957,6 @@
           <w:rPr>
             <w:rFonts w:asciiTheme="minorHAnsi" w:eastAsiaTheme="minorEastAsia" w:hAnsiTheme="minorHAnsi" w:cstheme="minorBidi"/>
             <w:noProof/>
-            <w:color w:val="auto"/>
             <w:kern w:val="2"/>
             <w:sz w:val="24"/>
             <w:szCs w:val="24"/>
@@ -8120,7 +8032,6 @@
         <w:rPr>
           <w:rFonts w:asciiTheme="minorHAnsi" w:eastAsiaTheme="minorEastAsia" w:hAnsiTheme="minorHAnsi" w:cstheme="minorBidi"/>
           <w:noProof/>
-          <w:color w:val="auto"/>
           <w:kern w:val="2"/>
           <w:sz w:val="24"/>
           <w:szCs w:val="24"/>
@@ -8140,7 +8051,6 @@
           <w:rPr>
             <w:rFonts w:asciiTheme="minorHAnsi" w:eastAsiaTheme="minorEastAsia" w:hAnsiTheme="minorHAnsi" w:cstheme="minorBidi"/>
             <w:noProof/>
-            <w:color w:val="auto"/>
             <w:kern w:val="2"/>
             <w:sz w:val="24"/>
             <w:szCs w:val="24"/>
@@ -8216,7 +8126,6 @@
         <w:rPr>
           <w:rFonts w:asciiTheme="minorHAnsi" w:eastAsiaTheme="minorEastAsia" w:hAnsiTheme="minorHAnsi" w:cstheme="minorBidi"/>
           <w:noProof/>
-          <w:color w:val="auto"/>
           <w:kern w:val="2"/>
           <w:sz w:val="24"/>
           <w:szCs w:val="24"/>
@@ -8236,7 +8145,6 @@
           <w:rPr>
             <w:rFonts w:asciiTheme="minorHAnsi" w:eastAsiaTheme="minorEastAsia" w:hAnsiTheme="minorHAnsi" w:cstheme="minorBidi"/>
             <w:noProof/>
-            <w:color w:val="auto"/>
             <w:kern w:val="2"/>
             <w:sz w:val="24"/>
             <w:szCs w:val="24"/>
@@ -8312,7 +8220,6 @@
         <w:rPr>
           <w:rFonts w:asciiTheme="minorHAnsi" w:eastAsiaTheme="minorEastAsia" w:hAnsiTheme="minorHAnsi" w:cstheme="minorBidi"/>
           <w:noProof/>
-          <w:color w:val="auto"/>
           <w:kern w:val="2"/>
           <w:sz w:val="24"/>
           <w:szCs w:val="24"/>
@@ -8332,7 +8239,6 @@
           <w:rPr>
             <w:rFonts w:asciiTheme="minorHAnsi" w:eastAsiaTheme="minorEastAsia" w:hAnsiTheme="minorHAnsi" w:cstheme="minorBidi"/>
             <w:noProof/>
-            <w:color w:val="auto"/>
             <w:kern w:val="2"/>
             <w:sz w:val="24"/>
             <w:szCs w:val="24"/>
@@ -8408,7 +8314,6 @@
         <w:rPr>
           <w:rFonts w:asciiTheme="minorHAnsi" w:eastAsiaTheme="minorEastAsia" w:hAnsiTheme="minorHAnsi" w:cstheme="minorBidi"/>
           <w:noProof/>
-          <w:color w:val="auto"/>
           <w:kern w:val="2"/>
           <w:sz w:val="24"/>
           <w:szCs w:val="24"/>
@@ -8428,7 +8333,6 @@
           <w:rPr>
             <w:rFonts w:asciiTheme="minorHAnsi" w:eastAsiaTheme="minorEastAsia" w:hAnsiTheme="minorHAnsi" w:cstheme="minorBidi"/>
             <w:noProof/>
-            <w:color w:val="auto"/>
             <w:kern w:val="2"/>
             <w:sz w:val="24"/>
             <w:szCs w:val="24"/>
@@ -8504,7 +8408,6 @@
         <w:rPr>
           <w:rFonts w:asciiTheme="minorHAnsi" w:eastAsiaTheme="minorEastAsia" w:hAnsiTheme="minorHAnsi" w:cstheme="minorBidi"/>
           <w:noProof/>
-          <w:color w:val="auto"/>
           <w:kern w:val="2"/>
           <w:sz w:val="24"/>
           <w:szCs w:val="24"/>
@@ -8524,7 +8427,6 @@
           <w:rPr>
             <w:rFonts w:asciiTheme="minorHAnsi" w:eastAsiaTheme="minorEastAsia" w:hAnsiTheme="minorHAnsi" w:cstheme="minorBidi"/>
             <w:noProof/>
-            <w:color w:val="auto"/>
             <w:kern w:val="2"/>
             <w:sz w:val="24"/>
             <w:szCs w:val="24"/>
@@ -8603,10 +8505,10 @@
           <w:pgSz w:w="11910" w:h="16840"/>
           <w:pgMar w:top="1440" w:right="1440" w:bottom="1440" w:left="1440" w:header="0" w:footer="998" w:gutter="0"/>
           <w:pgBorders w:offsetFrom="page">
-            <w:top w:val="twistedLines1" w:sz="15" w:space="24" w:color="auto"/>
-            <w:left w:val="twistedLines1" w:sz="15" w:space="24" w:color="auto"/>
-            <w:bottom w:val="twistedLines1" w:sz="15" w:space="24" w:color="auto"/>
-            <w:right w:val="twistedLines1" w:sz="15" w:space="24" w:color="auto"/>
+            <w:top w:val="twistedLines1" w:sz="18" w:space="24" w:color="auto"/>
+            <w:left w:val="twistedLines1" w:sz="18" w:space="24" w:color="auto"/>
+            <w:bottom w:val="twistedLines1" w:sz="18" w:space="24" w:color="auto"/>
+            <w:right w:val="twistedLines1" w:sz="18" w:space="24" w:color="auto"/>
           </w:pgBorders>
           <w:pgNumType w:start="1"/>
           <w:cols w:space="720"/>
@@ -8632,7 +8534,6 @@
         <w:rPr>
           <w:rFonts w:asciiTheme="minorHAnsi" w:eastAsiaTheme="minorEastAsia" w:hAnsiTheme="minorHAnsi" w:cstheme="minorBidi"/>
           <w:noProof/>
-          <w:color w:val="auto"/>
           <w:kern w:val="2"/>
           <w:sz w:val="24"/>
           <w:szCs w:val="24"/>
@@ -8730,7 +8631,6 @@
         <w:rPr>
           <w:rFonts w:asciiTheme="minorHAnsi" w:eastAsiaTheme="minorEastAsia" w:hAnsiTheme="minorHAnsi" w:cstheme="minorBidi"/>
           <w:noProof/>
-          <w:color w:val="auto"/>
           <w:kern w:val="2"/>
           <w:sz w:val="24"/>
           <w:szCs w:val="24"/>
@@ -8814,7 +8714,6 @@
         <w:rPr>
           <w:rFonts w:asciiTheme="minorHAnsi" w:eastAsiaTheme="minorEastAsia" w:hAnsiTheme="minorHAnsi" w:cstheme="minorBidi"/>
           <w:noProof/>
-          <w:color w:val="auto"/>
           <w:kern w:val="2"/>
           <w:sz w:val="24"/>
           <w:szCs w:val="24"/>
@@ -8889,7 +8788,6 @@
         <w:rPr>
           <w:rFonts w:asciiTheme="minorHAnsi" w:eastAsiaTheme="minorEastAsia" w:hAnsiTheme="minorHAnsi" w:cstheme="minorBidi"/>
           <w:noProof/>
-          <w:color w:val="auto"/>
           <w:kern w:val="2"/>
           <w:sz w:val="24"/>
           <w:szCs w:val="24"/>
@@ -8964,7 +8862,6 @@
         <w:rPr>
           <w:rFonts w:asciiTheme="minorHAnsi" w:eastAsiaTheme="minorEastAsia" w:hAnsiTheme="minorHAnsi" w:cstheme="minorBidi"/>
           <w:noProof/>
-          <w:color w:val="auto"/>
           <w:kern w:val="2"/>
           <w:sz w:val="24"/>
           <w:szCs w:val="24"/>
@@ -9039,7 +8936,6 @@
         <w:rPr>
           <w:rFonts w:asciiTheme="minorHAnsi" w:eastAsiaTheme="minorEastAsia" w:hAnsiTheme="minorHAnsi" w:cstheme="minorBidi"/>
           <w:noProof/>
-          <w:color w:val="auto"/>
           <w:kern w:val="2"/>
           <w:sz w:val="24"/>
           <w:szCs w:val="24"/>
@@ -9114,7 +9010,6 @@
         <w:rPr>
           <w:rFonts w:asciiTheme="minorHAnsi" w:eastAsiaTheme="minorEastAsia" w:hAnsiTheme="minorHAnsi" w:cstheme="minorBidi"/>
           <w:noProof/>
-          <w:color w:val="auto"/>
           <w:kern w:val="2"/>
           <w:sz w:val="24"/>
           <w:szCs w:val="24"/>
@@ -9189,7 +9084,6 @@
         <w:rPr>
           <w:rFonts w:asciiTheme="minorHAnsi" w:eastAsiaTheme="minorEastAsia" w:hAnsiTheme="minorHAnsi" w:cstheme="minorBidi"/>
           <w:noProof/>
-          <w:color w:val="auto"/>
           <w:kern w:val="2"/>
           <w:sz w:val="24"/>
           <w:szCs w:val="24"/>
@@ -9264,7 +9158,6 @@
         <w:rPr>
           <w:rFonts w:asciiTheme="minorHAnsi" w:eastAsiaTheme="minorEastAsia" w:hAnsiTheme="minorHAnsi" w:cstheme="minorBidi"/>
           <w:noProof/>
-          <w:color w:val="auto"/>
           <w:kern w:val="2"/>
           <w:sz w:val="24"/>
           <w:szCs w:val="24"/>
@@ -9339,7 +9232,6 @@
         <w:rPr>
           <w:rFonts w:asciiTheme="minorHAnsi" w:eastAsiaTheme="minorEastAsia" w:hAnsiTheme="minorHAnsi" w:cstheme="minorBidi"/>
           <w:noProof/>
-          <w:color w:val="auto"/>
           <w:kern w:val="2"/>
           <w:sz w:val="24"/>
           <w:szCs w:val="24"/>
@@ -9414,7 +9306,6 @@
         <w:rPr>
           <w:rFonts w:asciiTheme="minorHAnsi" w:eastAsiaTheme="minorEastAsia" w:hAnsiTheme="minorHAnsi" w:cstheme="minorBidi"/>
           <w:noProof/>
-          <w:color w:val="auto"/>
           <w:kern w:val="2"/>
           <w:sz w:val="24"/>
           <w:szCs w:val="24"/>
@@ -9489,7 +9380,6 @@
         <w:rPr>
           <w:rFonts w:asciiTheme="minorHAnsi" w:eastAsiaTheme="minorEastAsia" w:hAnsiTheme="minorHAnsi" w:cstheme="minorBidi"/>
           <w:noProof/>
-          <w:color w:val="auto"/>
           <w:kern w:val="2"/>
           <w:sz w:val="24"/>
           <w:szCs w:val="24"/>
@@ -9564,7 +9454,6 @@
         <w:rPr>
           <w:rFonts w:asciiTheme="minorHAnsi" w:eastAsiaTheme="minorEastAsia" w:hAnsiTheme="minorHAnsi" w:cstheme="minorBidi"/>
           <w:noProof/>
-          <w:color w:val="auto"/>
           <w:kern w:val="2"/>
           <w:sz w:val="24"/>
           <w:szCs w:val="24"/>
@@ -9639,7 +9528,6 @@
         <w:rPr>
           <w:rFonts w:asciiTheme="minorHAnsi" w:eastAsiaTheme="minorEastAsia" w:hAnsiTheme="minorHAnsi" w:cstheme="minorBidi"/>
           <w:noProof/>
-          <w:color w:val="auto"/>
           <w:kern w:val="2"/>
           <w:sz w:val="24"/>
           <w:szCs w:val="24"/>
@@ -9714,7 +9602,6 @@
         <w:rPr>
           <w:rFonts w:asciiTheme="minorHAnsi" w:eastAsiaTheme="minorEastAsia" w:hAnsiTheme="minorHAnsi" w:cstheme="minorBidi"/>
           <w:noProof/>
-          <w:color w:val="auto"/>
           <w:kern w:val="2"/>
           <w:sz w:val="24"/>
           <w:szCs w:val="24"/>
@@ -9789,7 +9676,6 @@
         <w:rPr>
           <w:rFonts w:asciiTheme="minorHAnsi" w:eastAsiaTheme="minorEastAsia" w:hAnsiTheme="minorHAnsi" w:cstheme="minorBidi"/>
           <w:noProof/>
-          <w:color w:val="auto"/>
           <w:kern w:val="2"/>
           <w:sz w:val="24"/>
           <w:szCs w:val="24"/>
@@ -9864,7 +9750,6 @@
         <w:rPr>
           <w:rFonts w:asciiTheme="minorHAnsi" w:eastAsiaTheme="minorEastAsia" w:hAnsiTheme="minorHAnsi" w:cstheme="minorBidi"/>
           <w:noProof/>
-          <w:color w:val="auto"/>
           <w:kern w:val="2"/>
           <w:sz w:val="24"/>
           <w:szCs w:val="24"/>
@@ -9939,7 +9824,6 @@
         <w:rPr>
           <w:rFonts w:asciiTheme="minorHAnsi" w:eastAsiaTheme="minorEastAsia" w:hAnsiTheme="minorHAnsi" w:cstheme="minorBidi"/>
           <w:noProof/>
-          <w:color w:val="auto"/>
           <w:kern w:val="2"/>
           <w:sz w:val="24"/>
           <w:szCs w:val="24"/>
@@ -10014,7 +9898,6 @@
         <w:rPr>
           <w:rFonts w:asciiTheme="minorHAnsi" w:eastAsiaTheme="minorEastAsia" w:hAnsiTheme="minorHAnsi" w:cstheme="minorBidi"/>
           <w:noProof/>
-          <w:color w:val="auto"/>
           <w:kern w:val="2"/>
           <w:sz w:val="24"/>
           <w:szCs w:val="24"/>
@@ -10089,7 +9972,6 @@
         <w:rPr>
           <w:rFonts w:asciiTheme="minorHAnsi" w:eastAsiaTheme="minorEastAsia" w:hAnsiTheme="minorHAnsi" w:cstheme="minorBidi"/>
           <w:noProof/>
-          <w:color w:val="auto"/>
           <w:kern w:val="2"/>
           <w:sz w:val="24"/>
           <w:szCs w:val="24"/>
@@ -10164,7 +10046,6 @@
         <w:rPr>
           <w:rFonts w:asciiTheme="minorHAnsi" w:eastAsiaTheme="minorEastAsia" w:hAnsiTheme="minorHAnsi" w:cstheme="minorBidi"/>
           <w:noProof/>
-          <w:color w:val="auto"/>
           <w:kern w:val="2"/>
           <w:sz w:val="24"/>
           <w:szCs w:val="24"/>
@@ -10239,7 +10120,6 @@
         <w:rPr>
           <w:rFonts w:asciiTheme="minorHAnsi" w:eastAsiaTheme="minorEastAsia" w:hAnsiTheme="minorHAnsi" w:cstheme="minorBidi"/>
           <w:noProof/>
-          <w:color w:val="auto"/>
           <w:kern w:val="2"/>
           <w:sz w:val="24"/>
           <w:szCs w:val="24"/>
@@ -10314,7 +10194,6 @@
         <w:rPr>
           <w:rFonts w:asciiTheme="minorHAnsi" w:eastAsiaTheme="minorEastAsia" w:hAnsiTheme="minorHAnsi" w:cstheme="minorBidi"/>
           <w:noProof/>
-          <w:color w:val="auto"/>
           <w:kern w:val="2"/>
           <w:sz w:val="24"/>
           <w:szCs w:val="24"/>
@@ -10389,7 +10268,6 @@
         <w:rPr>
           <w:rFonts w:asciiTheme="minorHAnsi" w:eastAsiaTheme="minorEastAsia" w:hAnsiTheme="minorHAnsi" w:cstheme="minorBidi"/>
           <w:noProof/>
-          <w:color w:val="auto"/>
           <w:kern w:val="2"/>
           <w:sz w:val="24"/>
           <w:szCs w:val="24"/>
@@ -10464,7 +10342,6 @@
         <w:rPr>
           <w:rFonts w:asciiTheme="minorHAnsi" w:eastAsiaTheme="minorEastAsia" w:hAnsiTheme="minorHAnsi" w:cstheme="minorBidi"/>
           <w:noProof/>
-          <w:color w:val="auto"/>
           <w:kern w:val="2"/>
           <w:sz w:val="24"/>
           <w:szCs w:val="24"/>
@@ -10539,7 +10416,6 @@
         <w:rPr>
           <w:rFonts w:asciiTheme="minorHAnsi" w:eastAsiaTheme="minorEastAsia" w:hAnsiTheme="minorHAnsi" w:cstheme="minorBidi"/>
           <w:noProof/>
-          <w:color w:val="auto"/>
           <w:kern w:val="2"/>
           <w:sz w:val="24"/>
           <w:szCs w:val="24"/>
@@ -10614,7 +10490,6 @@
         <w:rPr>
           <w:rFonts w:asciiTheme="minorHAnsi" w:eastAsiaTheme="minorEastAsia" w:hAnsiTheme="minorHAnsi" w:cstheme="minorBidi"/>
           <w:noProof/>
-          <w:color w:val="auto"/>
           <w:kern w:val="2"/>
           <w:sz w:val="24"/>
           <w:szCs w:val="24"/>
@@ -10689,7 +10564,6 @@
         <w:rPr>
           <w:rFonts w:asciiTheme="minorHAnsi" w:eastAsiaTheme="minorEastAsia" w:hAnsiTheme="minorHAnsi" w:cstheme="minorBidi"/>
           <w:noProof/>
-          <w:color w:val="auto"/>
           <w:kern w:val="2"/>
           <w:sz w:val="24"/>
           <w:szCs w:val="24"/>
@@ -10764,7 +10638,6 @@
         <w:rPr>
           <w:rFonts w:asciiTheme="minorHAnsi" w:eastAsiaTheme="minorEastAsia" w:hAnsiTheme="minorHAnsi" w:cstheme="minorBidi"/>
           <w:noProof/>
-          <w:color w:val="auto"/>
           <w:kern w:val="2"/>
           <w:sz w:val="24"/>
           <w:szCs w:val="24"/>
@@ -10839,7 +10712,6 @@
         <w:rPr>
           <w:rFonts w:asciiTheme="minorHAnsi" w:eastAsiaTheme="minorEastAsia" w:hAnsiTheme="minorHAnsi" w:cstheme="minorBidi"/>
           <w:noProof/>
-          <w:color w:val="auto"/>
           <w:kern w:val="2"/>
           <w:sz w:val="24"/>
           <w:szCs w:val="24"/>
@@ -10914,7 +10786,6 @@
         <w:rPr>
           <w:rFonts w:asciiTheme="minorHAnsi" w:eastAsiaTheme="minorEastAsia" w:hAnsiTheme="minorHAnsi" w:cstheme="minorBidi"/>
           <w:noProof/>
-          <w:color w:val="auto"/>
           <w:kern w:val="2"/>
           <w:sz w:val="24"/>
           <w:szCs w:val="24"/>
@@ -10989,7 +10860,6 @@
         <w:rPr>
           <w:rFonts w:asciiTheme="minorHAnsi" w:eastAsiaTheme="minorEastAsia" w:hAnsiTheme="minorHAnsi" w:cstheme="minorBidi"/>
           <w:noProof/>
-          <w:color w:val="auto"/>
           <w:kern w:val="2"/>
           <w:sz w:val="24"/>
           <w:szCs w:val="24"/>
@@ -11064,7 +10934,6 @@
         <w:rPr>
           <w:rFonts w:asciiTheme="minorHAnsi" w:eastAsiaTheme="minorEastAsia" w:hAnsiTheme="minorHAnsi" w:cstheme="minorBidi"/>
           <w:noProof/>
-          <w:color w:val="auto"/>
           <w:kern w:val="2"/>
           <w:sz w:val="24"/>
           <w:szCs w:val="24"/>
@@ -11139,7 +11008,6 @@
         <w:rPr>
           <w:rFonts w:asciiTheme="minorHAnsi" w:eastAsiaTheme="minorEastAsia" w:hAnsiTheme="minorHAnsi" w:cstheme="minorBidi"/>
           <w:noProof/>
-          <w:color w:val="auto"/>
           <w:kern w:val="2"/>
           <w:sz w:val="24"/>
           <w:szCs w:val="24"/>
@@ -11214,7 +11082,6 @@
         <w:rPr>
           <w:rFonts w:asciiTheme="minorHAnsi" w:eastAsiaTheme="minorEastAsia" w:hAnsiTheme="minorHAnsi" w:cstheme="minorBidi"/>
           <w:noProof/>
-          <w:color w:val="auto"/>
           <w:kern w:val="2"/>
           <w:sz w:val="24"/>
           <w:szCs w:val="24"/>
@@ -11289,7 +11156,6 @@
         <w:rPr>
           <w:rFonts w:asciiTheme="minorHAnsi" w:eastAsiaTheme="minorEastAsia" w:hAnsiTheme="minorHAnsi" w:cstheme="minorBidi"/>
           <w:noProof/>
-          <w:color w:val="auto"/>
           <w:kern w:val="2"/>
           <w:sz w:val="24"/>
           <w:szCs w:val="24"/>
@@ -11364,7 +11230,6 @@
         <w:rPr>
           <w:rFonts w:asciiTheme="minorHAnsi" w:eastAsiaTheme="minorEastAsia" w:hAnsiTheme="minorHAnsi" w:cstheme="minorBidi"/>
           <w:noProof/>
-          <w:color w:val="auto"/>
           <w:kern w:val="2"/>
           <w:sz w:val="24"/>
           <w:szCs w:val="24"/>
@@ -11439,7 +11304,6 @@
         <w:rPr>
           <w:rFonts w:asciiTheme="minorHAnsi" w:eastAsiaTheme="minorEastAsia" w:hAnsiTheme="minorHAnsi" w:cstheme="minorBidi"/>
           <w:noProof/>
-          <w:color w:val="auto"/>
           <w:kern w:val="2"/>
           <w:sz w:val="24"/>
           <w:szCs w:val="24"/>
@@ -11514,7 +11378,6 @@
         <w:rPr>
           <w:rFonts w:asciiTheme="minorHAnsi" w:eastAsiaTheme="minorEastAsia" w:hAnsiTheme="minorHAnsi" w:cstheme="minorBidi"/>
           <w:noProof/>
-          <w:color w:val="auto"/>
           <w:kern w:val="2"/>
           <w:sz w:val="24"/>
           <w:szCs w:val="24"/>
@@ -11589,7 +11452,6 @@
         <w:rPr>
           <w:rFonts w:asciiTheme="minorHAnsi" w:eastAsiaTheme="minorEastAsia" w:hAnsiTheme="minorHAnsi" w:cstheme="minorBidi"/>
           <w:noProof/>
-          <w:color w:val="auto"/>
           <w:kern w:val="2"/>
           <w:sz w:val="24"/>
           <w:szCs w:val="24"/>
@@ -11664,7 +11526,6 @@
         <w:rPr>
           <w:rFonts w:asciiTheme="minorHAnsi" w:eastAsiaTheme="minorEastAsia" w:hAnsiTheme="minorHAnsi" w:cstheme="minorBidi"/>
           <w:noProof/>
-          <w:color w:val="auto"/>
           <w:kern w:val="2"/>
           <w:sz w:val="24"/>
           <w:szCs w:val="24"/>
@@ -11739,7 +11600,6 @@
         <w:rPr>
           <w:rFonts w:asciiTheme="minorHAnsi" w:eastAsiaTheme="minorEastAsia" w:hAnsiTheme="minorHAnsi" w:cstheme="minorBidi"/>
           <w:noProof/>
-          <w:color w:val="auto"/>
           <w:kern w:val="2"/>
           <w:sz w:val="24"/>
           <w:szCs w:val="24"/>
@@ -11814,7 +11674,6 @@
         <w:rPr>
           <w:rFonts w:asciiTheme="minorHAnsi" w:eastAsiaTheme="minorEastAsia" w:hAnsiTheme="minorHAnsi" w:cstheme="minorBidi"/>
           <w:noProof/>
-          <w:color w:val="auto"/>
           <w:kern w:val="2"/>
           <w:sz w:val="24"/>
           <w:szCs w:val="24"/>
@@ -11889,7 +11748,6 @@
         <w:rPr>
           <w:rFonts w:asciiTheme="minorHAnsi" w:eastAsiaTheme="minorEastAsia" w:hAnsiTheme="minorHAnsi" w:cstheme="minorBidi"/>
           <w:noProof/>
-          <w:color w:val="auto"/>
           <w:kern w:val="2"/>
           <w:sz w:val="24"/>
           <w:szCs w:val="24"/>
@@ -11964,7 +11822,6 @@
         <w:rPr>
           <w:rFonts w:asciiTheme="minorHAnsi" w:eastAsiaTheme="minorEastAsia" w:hAnsiTheme="minorHAnsi" w:cstheme="minorBidi"/>
           <w:noProof/>
-          <w:color w:val="auto"/>
           <w:kern w:val="2"/>
           <w:sz w:val="24"/>
           <w:szCs w:val="24"/>
@@ -12039,7 +11896,6 @@
         <w:rPr>
           <w:rFonts w:asciiTheme="minorHAnsi" w:eastAsiaTheme="minorEastAsia" w:hAnsiTheme="minorHAnsi" w:cstheme="minorBidi"/>
           <w:noProof/>
-          <w:color w:val="auto"/>
           <w:kern w:val="2"/>
           <w:sz w:val="24"/>
           <w:szCs w:val="24"/>
@@ -12114,7 +11970,6 @@
         <w:rPr>
           <w:rFonts w:asciiTheme="minorHAnsi" w:eastAsiaTheme="minorEastAsia" w:hAnsiTheme="minorHAnsi" w:cstheme="minorBidi"/>
           <w:noProof/>
-          <w:color w:val="auto"/>
           <w:kern w:val="2"/>
           <w:sz w:val="24"/>
           <w:szCs w:val="24"/>
@@ -12189,7 +12044,6 @@
         <w:rPr>
           <w:rFonts w:asciiTheme="minorHAnsi" w:eastAsiaTheme="minorEastAsia" w:hAnsiTheme="minorHAnsi" w:cstheme="minorBidi"/>
           <w:noProof/>
-          <w:color w:val="auto"/>
           <w:kern w:val="2"/>
           <w:sz w:val="24"/>
           <w:szCs w:val="24"/>
@@ -12264,7 +12118,6 @@
         <w:rPr>
           <w:rFonts w:asciiTheme="minorHAnsi" w:eastAsiaTheme="minorEastAsia" w:hAnsiTheme="minorHAnsi" w:cstheme="minorBidi"/>
           <w:noProof/>
-          <w:color w:val="auto"/>
           <w:kern w:val="2"/>
           <w:sz w:val="24"/>
           <w:szCs w:val="24"/>
@@ -12339,7 +12192,6 @@
         <w:rPr>
           <w:rFonts w:asciiTheme="minorHAnsi" w:eastAsiaTheme="minorEastAsia" w:hAnsiTheme="minorHAnsi" w:cstheme="minorBidi"/>
           <w:noProof/>
-          <w:color w:val="auto"/>
           <w:kern w:val="2"/>
           <w:sz w:val="24"/>
           <w:szCs w:val="24"/>
@@ -12414,7 +12266,6 @@
         <w:rPr>
           <w:rFonts w:asciiTheme="minorHAnsi" w:eastAsiaTheme="minorEastAsia" w:hAnsiTheme="minorHAnsi" w:cstheme="minorBidi"/>
           <w:noProof/>
-          <w:color w:val="auto"/>
           <w:kern w:val="2"/>
           <w:sz w:val="24"/>
           <w:szCs w:val="24"/>
@@ -12489,7 +12340,6 @@
         <w:rPr>
           <w:rFonts w:asciiTheme="minorHAnsi" w:eastAsiaTheme="minorEastAsia" w:hAnsiTheme="minorHAnsi" w:cstheme="minorBidi"/>
           <w:noProof/>
-          <w:color w:val="auto"/>
           <w:kern w:val="2"/>
           <w:sz w:val="24"/>
           <w:szCs w:val="24"/>
@@ -12564,7 +12414,6 @@
         <w:rPr>
           <w:rFonts w:asciiTheme="minorHAnsi" w:eastAsiaTheme="minorEastAsia" w:hAnsiTheme="minorHAnsi" w:cstheme="minorBidi"/>
           <w:noProof/>
-          <w:color w:val="auto"/>
           <w:kern w:val="2"/>
           <w:sz w:val="24"/>
           <w:szCs w:val="24"/>
@@ -12639,7 +12488,6 @@
         <w:rPr>
           <w:rFonts w:asciiTheme="minorHAnsi" w:eastAsiaTheme="minorEastAsia" w:hAnsiTheme="minorHAnsi" w:cstheme="minorBidi"/>
           <w:noProof/>
-          <w:color w:val="auto"/>
           <w:kern w:val="2"/>
           <w:sz w:val="24"/>
           <w:szCs w:val="24"/>
@@ -12714,7 +12562,6 @@
         <w:rPr>
           <w:rFonts w:asciiTheme="minorHAnsi" w:eastAsiaTheme="minorEastAsia" w:hAnsiTheme="minorHAnsi" w:cstheme="minorBidi"/>
           <w:noProof/>
-          <w:color w:val="auto"/>
           <w:kern w:val="2"/>
           <w:sz w:val="24"/>
           <w:szCs w:val="24"/>
@@ -12789,7 +12636,6 @@
         <w:rPr>
           <w:rFonts w:asciiTheme="minorHAnsi" w:eastAsiaTheme="minorEastAsia" w:hAnsiTheme="minorHAnsi" w:cstheme="minorBidi"/>
           <w:noProof/>
-          <w:color w:val="auto"/>
           <w:kern w:val="2"/>
           <w:sz w:val="24"/>
           <w:szCs w:val="24"/>
@@ -12864,7 +12710,6 @@
         <w:rPr>
           <w:rFonts w:asciiTheme="minorHAnsi" w:eastAsiaTheme="minorEastAsia" w:hAnsiTheme="minorHAnsi" w:cstheme="minorBidi"/>
           <w:noProof/>
-          <w:color w:val="auto"/>
           <w:kern w:val="2"/>
           <w:sz w:val="24"/>
           <w:szCs w:val="24"/>
@@ -12939,7 +12784,6 @@
         <w:rPr>
           <w:rFonts w:asciiTheme="minorHAnsi" w:eastAsiaTheme="minorEastAsia" w:hAnsiTheme="minorHAnsi" w:cstheme="minorBidi"/>
           <w:noProof/>
-          <w:color w:val="auto"/>
           <w:kern w:val="2"/>
           <w:sz w:val="24"/>
           <w:szCs w:val="24"/>
@@ -13056,7 +12900,7 @@
         </w:numPr>
       </w:pPr>
       <w:r>
-        <w:t>Catálogo de Unidades: El sistema mantiene un catálogo organizado de categorías (longitud, peso, volumen, tiempo, temperatura, área) y para cada categoría, un conjunto de unidades con su factor de conversión a una unidad base.</w:t>
+        <w:t>Catálogo de Unidades: El sistema mantiene un catálogo organizado de categorías (longitud, peso, temperatura) y para cada categoría, un conjunto de unidades con su factor de conversión a una unidad base.</w:t>
       </w:r>
     </w:p>
     <w:p>
@@ -13079,21 +12923,8 @@
           <w:numId w:val="34"/>
         </w:numPr>
       </w:pPr>
-      <w:proofErr w:type="spellStart"/>
-      <w:r>
-        <w:t>Multi-canal</w:t>
-      </w:r>
-      <w:proofErr w:type="spellEnd"/>
-      <w:r>
-        <w:t xml:space="preserve">: La aplicación se despliega como cliente de consola, cliente de escritorio (Java Swing), aplicación Web (navegador) y Aplicación Móvil (Android), todas consumiendo el mismo servicio </w:t>
-      </w:r>
-      <w:proofErr w:type="spellStart"/>
-      <w:r>
-        <w:t>backend</w:t>
-      </w:r>
-      <w:proofErr w:type="spellEnd"/>
-      <w:r>
-        <w:t xml:space="preserve"> para garantizar consistencia en los resultados independientemente del canal.</w:t>
+      <w:r>
+        <w:t>Multi-canal: La aplicación se despliega como cliente de consola, cliente de escritorio (Java Swing), aplicación Web (navegador) y Aplicación Móvil (Android), todas consumiendo el mismo servicio backend para garantizar consistencia en los resultados independientemente del canal.</w:t>
       </w:r>
     </w:p>
     <w:p>
@@ -13177,23 +13008,7 @@
         </w:numPr>
       </w:pPr>
       <w:r>
-        <w:t xml:space="preserve">El sistema será desarrollado con NetBeans como IDE y sin uso base de datos. La arquitectura es SOA (Service </w:t>
-      </w:r>
-      <w:proofErr w:type="spellStart"/>
-      <w:r>
-        <w:t>Oriented</w:t>
-      </w:r>
-      <w:proofErr w:type="spellEnd"/>
-      <w:r>
-        <w:t xml:space="preserve"> </w:t>
-      </w:r>
-      <w:proofErr w:type="spellStart"/>
-      <w:r>
-        <w:t>Architecture</w:t>
-      </w:r>
-      <w:proofErr w:type="spellEnd"/>
-      <w:r>
-        <w:t>) usando Servicios Web SOAP con Java (JAX-WS)</w:t>
+        <w:t>El sistema será desarrollado con NetBeans como IDE y sin uso base de datos. La arquitectura es SOA (Service Oriented Architecture) usando Servicios Web SOAP con Java (JAX-WS)</w:t>
       </w:r>
     </w:p>
     <w:p>
@@ -13202,10 +13017,10 @@
           <w:pgSz w:w="11910" w:h="16840"/>
           <w:pgMar w:top="1440" w:right="1440" w:bottom="1440" w:left="1440" w:header="0" w:footer="996" w:gutter="0"/>
           <w:pgBorders w:offsetFrom="page">
-            <w:top w:val="twistedLines1" w:sz="15" w:space="24" w:color="auto"/>
-            <w:left w:val="twistedLines1" w:sz="15" w:space="24" w:color="auto"/>
-            <w:bottom w:val="twistedLines1" w:sz="15" w:space="24" w:color="auto"/>
-            <w:right w:val="twistedLines1" w:sz="15" w:space="24" w:color="auto"/>
+            <w:top w:val="twistedLines1" w:sz="18" w:space="24" w:color="auto"/>
+            <w:left w:val="twistedLines1" w:sz="18" w:space="24" w:color="auto"/>
+            <w:bottom w:val="twistedLines1" w:sz="18" w:space="24" w:color="auto"/>
+            <w:right w:val="twistedLines1" w:sz="18" w:space="24" w:color="auto"/>
           </w:pgBorders>
           <w:cols w:space="720"/>
           <w:docGrid w:linePitch="326"/>
@@ -13809,11 +13624,9 @@
               <w:spacing w:before="20" w:after="20"/>
               <w:jc w:val="left"/>
             </w:pPr>
-            <w:proofErr w:type="spellStart"/>
             <w:r>
               <w:t>Endpoint</w:t>
             </w:r>
-            <w:proofErr w:type="spellEnd"/>
           </w:p>
         </w:tc>
         <w:tc>
@@ -14142,15 +13955,7 @@
               <w:jc w:val="left"/>
             </w:pPr>
             <w:r>
-              <w:t>&lt;&lt;</w:t>
-            </w:r>
-            <w:proofErr w:type="spellStart"/>
-            <w:r>
-              <w:t>include</w:t>
-            </w:r>
-            <w:proofErr w:type="spellEnd"/>
-            <w:r>
-              <w:t>&gt;&gt;</w:t>
+              <w:t>&lt;&lt;include&gt;&gt;</w:t>
             </w:r>
           </w:p>
         </w:tc>
@@ -14186,15 +13991,7 @@
               <w:jc w:val="left"/>
             </w:pPr>
             <w:r>
-              <w:t>&lt;&lt;</w:t>
-            </w:r>
-            <w:proofErr w:type="spellStart"/>
-            <w:r>
-              <w:t>extend</w:t>
-            </w:r>
-            <w:proofErr w:type="spellEnd"/>
-            <w:r>
-              <w:t>&gt;&gt;</w:t>
+              <w:t>&lt;&lt;extend&gt;&gt;</w:t>
             </w:r>
           </w:p>
         </w:tc>
@@ -14282,15 +14079,7 @@
               <w:cnfStyle w:val="000000000000" w:firstRow="0" w:lastRow="0" w:firstColumn="0" w:lastColumn="0" w:oddVBand="0" w:evenVBand="0" w:oddHBand="0" w:evenHBand="0" w:firstRowFirstColumn="0" w:firstRowLastColumn="0" w:lastRowFirstColumn="0" w:lastRowLastColumn="0"/>
             </w:pPr>
             <w:r>
-              <w:t xml:space="preserve">Documento XML que describe el contrato del servicio SOAP: operaciones disponibles, parámetros, tipos de datos y dirección del </w:t>
-            </w:r>
-            <w:proofErr w:type="spellStart"/>
-            <w:r>
-              <w:t>endpoint</w:t>
-            </w:r>
-            <w:proofErr w:type="spellEnd"/>
-            <w:r>
-              <w:t>.</w:t>
+              <w:t>Documento XML que describe el contrato del servicio SOAP: operaciones disponibles, parámetros, tipos de datos y dirección del endpoint.</w:t>
             </w:r>
           </w:p>
         </w:tc>
@@ -14328,23 +14117,7 @@
               <w:cnfStyle w:val="000000100000" w:firstRow="0" w:lastRow="0" w:firstColumn="0" w:lastColumn="0" w:oddVBand="0" w:evenVBand="0" w:oddHBand="1" w:evenHBand="0" w:firstRowFirstColumn="0" w:firstRowLastColumn="0" w:lastRowFirstColumn="0" w:lastRowLastColumn="0"/>
             </w:pPr>
             <w:r>
-              <w:t>Especificación Java (</w:t>
-            </w:r>
-            <w:proofErr w:type="spellStart"/>
-            <w:r>
-              <w:t>Jakarta</w:t>
-            </w:r>
-            <w:proofErr w:type="spellEnd"/>
-            <w:r>
-              <w:t xml:space="preserve"> XML Web </w:t>
-            </w:r>
-            <w:proofErr w:type="spellStart"/>
-            <w:r>
-              <w:t>Services</w:t>
-            </w:r>
-            <w:proofErr w:type="spellEnd"/>
-            <w:r>
-              <w:t>) para crear y consumir servicios web SOAP mediante anotaciones como @WebService y @WebMethod.</w:t>
+              <w:t>Especificación Java (Jakarta XML Web Services) para crear y consumir servicios web SOAP mediante anotaciones como @WebService y @WebMethod.</w:t>
             </w:r>
           </w:p>
         </w:tc>
@@ -14363,13 +14136,8 @@
               <w:spacing w:before="20" w:after="20"/>
               <w:jc w:val="left"/>
             </w:pPr>
-            <w:proofErr w:type="spellStart"/>
-            <w:r>
-              <w:t>Jakarta</w:t>
-            </w:r>
-            <w:proofErr w:type="spellEnd"/>
-            <w:r>
-              <w:t xml:space="preserve"> EE</w:t>
+            <w:r>
+              <w:t>Jakarta EE</w:t>
             </w:r>
           </w:p>
         </w:tc>
@@ -14384,15 +14152,7 @@
               <w:cnfStyle w:val="000000000000" w:firstRow="0" w:lastRow="0" w:firstColumn="0" w:lastColumn="0" w:oddVBand="0" w:evenVBand="0" w:oddHBand="0" w:evenHBand="0" w:firstRowFirstColumn="0" w:firstRowLastColumn="0" w:lastRowFirstColumn="0" w:lastRowLastColumn="0"/>
             </w:pPr>
             <w:r>
-              <w:t xml:space="preserve">Conjunto de especificaciones de la Eclipse </w:t>
-            </w:r>
-            <w:proofErr w:type="spellStart"/>
-            <w:r>
-              <w:t>Foundation</w:t>
-            </w:r>
-            <w:proofErr w:type="spellEnd"/>
-            <w:r>
-              <w:t xml:space="preserve"> para el desarrollo de aplicaciones empresariales en Java; sucesora de Java EE.</w:t>
+              <w:t>Conjunto de especificaciones de la Eclipse Foundation para el desarrollo de aplicaciones empresariales en Java; sucesora de Java EE.</w:t>
             </w:r>
           </w:p>
         </w:tc>
@@ -14430,15 +14190,7 @@
               <w:cnfStyle w:val="000000100000" w:firstRow="0" w:lastRow="0" w:firstColumn="0" w:lastColumn="0" w:oddVBand="0" w:evenVBand="0" w:oddHBand="1" w:evenHBand="0" w:firstRowFirstColumn="0" w:firstRowLastColumn="0" w:lastRowFirstColumn="0" w:lastRowLastColumn="0"/>
             </w:pPr>
             <w:r>
-              <w:t xml:space="preserve">Servidor de aplicaciones de código abierto compatible con </w:t>
-            </w:r>
-            <w:proofErr w:type="spellStart"/>
-            <w:r>
-              <w:t>Jakarta</w:t>
-            </w:r>
-            <w:proofErr w:type="spellEnd"/>
-            <w:r>
-              <w:t xml:space="preserve"> EE, donde se despliega el servicio.</w:t>
+              <w:t>Servidor de aplicaciones de código abierto compatible con Jakarta EE, donde se despliega el servicio.</w:t>
             </w:r>
           </w:p>
         </w:tc>
@@ -14661,15 +14413,7 @@
               <w:cnfStyle w:val="000000100000" w:firstRow="0" w:lastRow="0" w:firstColumn="0" w:lastColumn="0" w:oddVBand="0" w:evenVBand="0" w:oddHBand="1" w:evenHBand="0" w:firstRowFirstColumn="0" w:firstRowLastColumn="0" w:lastRowFirstColumn="0" w:lastRowLastColumn="0"/>
             </w:pPr>
             <w:r>
-              <w:t xml:space="preserve">Arquitectura Orientada a Servicios (Service-Oriented </w:t>
-            </w:r>
-            <w:proofErr w:type="spellStart"/>
-            <w:r>
-              <w:t>Architecture</w:t>
-            </w:r>
-            <w:proofErr w:type="spellEnd"/>
-            <w:r>
-              <w:t>).</w:t>
+              <w:t>Arquitectura Orientada a Servicios (Service-Oriented Architecture).</w:t>
             </w:r>
           </w:p>
         </w:tc>
@@ -14704,23 +14448,7 @@
               <w:cnfStyle w:val="000000000000" w:firstRow="0" w:lastRow="0" w:firstColumn="0" w:lastColumn="0" w:oddVBand="0" w:evenVBand="0" w:oddHBand="0" w:evenHBand="0" w:firstRowFirstColumn="0" w:firstRowLastColumn="0" w:lastRowFirstColumn="0" w:lastRowLastColumn="0"/>
             </w:pPr>
             <w:r>
-              <w:t xml:space="preserve">Protocolo Simple de Acceso a Objetos (Simple </w:t>
-            </w:r>
-            <w:proofErr w:type="spellStart"/>
-            <w:r>
-              <w:t>Object</w:t>
-            </w:r>
-            <w:proofErr w:type="spellEnd"/>
-            <w:r>
-              <w:t xml:space="preserve"> Access </w:t>
-            </w:r>
-            <w:proofErr w:type="spellStart"/>
-            <w:r>
-              <w:t>Protocol</w:t>
-            </w:r>
-            <w:proofErr w:type="spellEnd"/>
-            <w:r>
-              <w:t>).</w:t>
+              <w:t>Protocolo Simple de Acceso a Objetos (Simple Object Access Protocol).</w:t>
             </w:r>
           </w:p>
         </w:tc>
@@ -14758,15 +14486,7 @@
               <w:cnfStyle w:val="000000100000" w:firstRow="0" w:lastRow="0" w:firstColumn="0" w:lastColumn="0" w:oddVBand="0" w:evenVBand="0" w:oddHBand="1" w:evenHBand="0" w:firstRowFirstColumn="0" w:firstRowLastColumn="0" w:lastRowFirstColumn="0" w:lastRowLastColumn="0"/>
             </w:pPr>
             <w:r>
-              <w:t>Transferencia de Estado Representacional (</w:t>
-            </w:r>
-            <w:proofErr w:type="spellStart"/>
-            <w:r>
-              <w:t>Representational</w:t>
-            </w:r>
-            <w:proofErr w:type="spellEnd"/>
-            <w:r>
-              <w:t xml:space="preserve"> State Transfer).</w:t>
+              <w:t>Transferencia de Estado Representacional (Representational State Transfer).</w:t>
             </w:r>
           </w:p>
         </w:tc>
@@ -14801,31 +14521,7 @@
               <w:cnfStyle w:val="000000000000" w:firstRow="0" w:lastRow="0" w:firstColumn="0" w:lastColumn="0" w:oddVBand="0" w:evenVBand="0" w:oddHBand="0" w:evenHBand="0" w:firstRowFirstColumn="0" w:firstRowLastColumn="0" w:lastRowFirstColumn="0" w:lastRowLastColumn="0"/>
             </w:pPr>
             <w:r>
-              <w:t>Lenguaje de Marcado Extensible (</w:t>
-            </w:r>
-            <w:proofErr w:type="spellStart"/>
-            <w:r>
-              <w:t>eXtensible</w:t>
-            </w:r>
-            <w:proofErr w:type="spellEnd"/>
-            <w:r>
-              <w:t xml:space="preserve"> </w:t>
-            </w:r>
-            <w:proofErr w:type="spellStart"/>
-            <w:r>
-              <w:t>Markup</w:t>
-            </w:r>
-            <w:proofErr w:type="spellEnd"/>
-            <w:r>
-              <w:t xml:space="preserve"> </w:t>
-            </w:r>
-            <w:proofErr w:type="spellStart"/>
-            <w:r>
-              <w:t>Language</w:t>
-            </w:r>
-            <w:proofErr w:type="spellEnd"/>
-            <w:r>
-              <w:t>).</w:t>
+              <w:t>Lenguaje de Marcado Extensible (eXtensible Markup Language).</w:t>
             </w:r>
           </w:p>
         </w:tc>
@@ -15083,31 +14779,7 @@
               <w:cnfStyle w:val="000000100000" w:firstRow="0" w:lastRow="0" w:firstColumn="0" w:lastColumn="0" w:oddVBand="0" w:evenVBand="0" w:oddHBand="1" w:evenHBand="0" w:firstRowFirstColumn="0" w:firstRowLastColumn="0" w:lastRowFirstColumn="0" w:lastRowLastColumn="0"/>
             </w:pPr>
             <w:r>
-              <w:t>Lenguaje Unificado de Modelado (</w:t>
-            </w:r>
-            <w:proofErr w:type="spellStart"/>
-            <w:r>
-              <w:t>Unified</w:t>
-            </w:r>
-            <w:proofErr w:type="spellEnd"/>
-            <w:r>
-              <w:t xml:space="preserve"> </w:t>
-            </w:r>
-            <w:proofErr w:type="spellStart"/>
-            <w:r>
-              <w:t>Modeling</w:t>
-            </w:r>
-            <w:proofErr w:type="spellEnd"/>
-            <w:r>
-              <w:t xml:space="preserve"> </w:t>
-            </w:r>
-            <w:proofErr w:type="spellStart"/>
-            <w:r>
-              <w:t>Language</w:t>
-            </w:r>
-            <w:proofErr w:type="spellEnd"/>
-            <w:r>
-              <w:t>).</w:t>
+              <w:t>Lenguaje Unificado de Modelado (Unified Modeling Language).</w:t>
             </w:r>
           </w:p>
         </w:tc>
@@ -15142,31 +14814,7 @@
               <w:cnfStyle w:val="000000000000" w:firstRow="0" w:lastRow="0" w:firstColumn="0" w:lastColumn="0" w:oddVBand="0" w:evenVBand="0" w:oddHBand="0" w:evenHBand="0" w:firstRowFirstColumn="0" w:firstRowLastColumn="0" w:lastRowFirstColumn="0" w:lastRowLastColumn="0"/>
             </w:pPr>
             <w:r>
-              <w:t>Entorno de Desarrollo Integrado (</w:t>
-            </w:r>
-            <w:proofErr w:type="spellStart"/>
-            <w:r>
-              <w:t>Integrated</w:t>
-            </w:r>
-            <w:proofErr w:type="spellEnd"/>
-            <w:r>
-              <w:t xml:space="preserve"> </w:t>
-            </w:r>
-            <w:proofErr w:type="spellStart"/>
-            <w:r>
-              <w:t>Development</w:t>
-            </w:r>
-            <w:proofErr w:type="spellEnd"/>
-            <w:r>
-              <w:t xml:space="preserve"> </w:t>
-            </w:r>
-            <w:proofErr w:type="spellStart"/>
-            <w:r>
-              <w:t>Environment</w:t>
-            </w:r>
-            <w:proofErr w:type="spellEnd"/>
-            <w:r>
-              <w:t>).</w:t>
+              <w:t>Entorno de Desarrollo Integrado (Integrated Development Environment).</w:t>
             </w:r>
           </w:p>
         </w:tc>
@@ -15204,15 +14852,7 @@
               <w:cnfStyle w:val="000000100000" w:firstRow="0" w:lastRow="0" w:firstColumn="0" w:lastColumn="0" w:oddVBand="0" w:evenVBand="0" w:oddHBand="1" w:evenHBand="0" w:firstRowFirstColumn="0" w:firstRowLastColumn="0" w:lastRowFirstColumn="0" w:lastRowLastColumn="0"/>
             </w:pPr>
             <w:r>
-              <w:t xml:space="preserve">Interfaz de Línea de Comandos (Command Line </w:t>
-            </w:r>
-            <w:proofErr w:type="gramStart"/>
-            <w:r>
-              <w:t>Interface</w:t>
-            </w:r>
-            <w:proofErr w:type="gramEnd"/>
-            <w:r>
-              <w:t>).</w:t>
+              <w:t>Interfaz de Línea de Comandos (Command Line Interface).</w:t>
             </w:r>
           </w:p>
         </w:tc>
@@ -15285,31 +14925,7 @@
               <w:cnfStyle w:val="000000100000" w:firstRow="0" w:lastRow="0" w:firstColumn="0" w:lastColumn="0" w:oddVBand="0" w:evenVBand="0" w:oddHBand="1" w:evenHBand="0" w:firstRowFirstColumn="0" w:firstRowLastColumn="0" w:lastRowFirstColumn="0" w:lastRowLastColumn="0"/>
             </w:pPr>
             <w:r>
-              <w:t xml:space="preserve">Lenguaje de Descripción de Servicios Web (Web </w:t>
-            </w:r>
-            <w:proofErr w:type="spellStart"/>
-            <w:r>
-              <w:t>Services</w:t>
-            </w:r>
-            <w:proofErr w:type="spellEnd"/>
-            <w:r>
-              <w:t xml:space="preserve"> </w:t>
-            </w:r>
-            <w:proofErr w:type="spellStart"/>
-            <w:r>
-              <w:t>Description</w:t>
-            </w:r>
-            <w:proofErr w:type="spellEnd"/>
-            <w:r>
-              <w:t xml:space="preserve"> </w:t>
-            </w:r>
-            <w:proofErr w:type="spellStart"/>
-            <w:r>
-              <w:t>Language</w:t>
-            </w:r>
-            <w:proofErr w:type="spellEnd"/>
-            <w:r>
-              <w:t>).</w:t>
+              <w:t>Lenguaje de Descripción de Servicios Web (Web Services Description Language).</w:t>
             </w:r>
           </w:p>
         </w:tc>
@@ -15342,38 +14958,15 @@
               <w:spacing w:before="20" w:after="20"/>
               <w:jc w:val="left"/>
               <w:cnfStyle w:val="000000000000" w:firstRow="0" w:lastRow="0" w:firstColumn="0" w:lastColumn="0" w:oddVBand="0" w:evenVBand="0" w:oddHBand="0" w:evenHBand="0" w:firstRowFirstColumn="0" w:firstRowLastColumn="0" w:lastRowFirstColumn="0" w:lastRowLastColumn="0"/>
-            </w:pPr>
-            <w:proofErr w:type="spellStart"/>
-            <w:r>
-              <w:t>Jakarta</w:t>
-            </w:r>
-            <w:proofErr w:type="spellEnd"/>
-            <w:r>
-              <w:t xml:space="preserve"> XML Web </w:t>
-            </w:r>
-            <w:proofErr w:type="spellStart"/>
-            <w:r>
-              <w:t>Services</w:t>
-            </w:r>
-            <w:proofErr w:type="spellEnd"/>
-            <w:r>
-              <w:t xml:space="preserve"> (antes Java API </w:t>
-            </w:r>
-            <w:proofErr w:type="spellStart"/>
-            <w:r>
-              <w:t>for</w:t>
-            </w:r>
-            <w:proofErr w:type="spellEnd"/>
-            <w:r>
-              <w:t xml:space="preserve"> XML Web </w:t>
-            </w:r>
-            <w:proofErr w:type="spellStart"/>
-            <w:r>
-              <w:t>Services</w:t>
-            </w:r>
-            <w:proofErr w:type="spellEnd"/>
-            <w:r>
-              <w:t>).</w:t>
+              <w:rPr>
+                <w:lang w:val="en-US"/>
+              </w:rPr>
+            </w:pPr>
+            <w:r>
+              <w:rPr>
+                <w:lang w:val="en-US"/>
+              </w:rPr>
+              <w:t>Jakarta XML Web Services (antes Java API for XML Web Services).</w:t>
             </w:r>
           </w:p>
         </w:tc>
@@ -15411,15 +15004,7 @@
               <w:cnfStyle w:val="000000100000" w:firstRow="0" w:lastRow="0" w:firstColumn="0" w:lastColumn="0" w:oddVBand="0" w:evenVBand="0" w:oddHBand="1" w:evenHBand="0" w:firstRowFirstColumn="0" w:firstRowLastColumn="0" w:lastRowFirstColumn="0" w:lastRowLastColumn="0"/>
             </w:pPr>
             <w:r>
-              <w:t xml:space="preserve">Kit de Desarrollo de Java (Java </w:t>
-            </w:r>
-            <w:proofErr w:type="spellStart"/>
-            <w:r>
-              <w:t>Development</w:t>
-            </w:r>
-            <w:proofErr w:type="spellEnd"/>
-            <w:r>
-              <w:t xml:space="preserve"> Kit).</w:t>
+              <w:t>Kit de Desarrollo de Java (Java Development Kit).</w:t>
             </w:r>
           </w:p>
         </w:tc>
@@ -15454,15 +15039,7 @@
               <w:cnfStyle w:val="000000000000" w:firstRow="0" w:lastRow="0" w:firstColumn="0" w:lastColumn="0" w:oddVBand="0" w:evenVBand="0" w:oddHBand="0" w:evenHBand="0" w:firstRowFirstColumn="0" w:firstRowLastColumn="0" w:lastRowFirstColumn="0" w:lastRowLastColumn="0"/>
             </w:pPr>
             <w:r>
-              <w:t xml:space="preserve">Edición Empresarial (Enterprise </w:t>
-            </w:r>
-            <w:proofErr w:type="spellStart"/>
-            <w:r>
-              <w:t>Edition</w:t>
-            </w:r>
-            <w:proofErr w:type="spellEnd"/>
-            <w:r>
-              <w:t>).</w:t>
+              <w:t>Edición Empresarial (Enterprise Edition).</w:t>
             </w:r>
           </w:p>
         </w:tc>
@@ -15670,55 +15247,16 @@
               <w:spacing w:before="20" w:after="20"/>
               <w:jc w:val="left"/>
               <w:cnfStyle w:val="000000100000" w:firstRow="0" w:lastRow="0" w:firstColumn="0" w:lastColumn="0" w:oddVBand="0" w:evenVBand="0" w:oddHBand="1" w:evenHBand="0" w:firstRowFirstColumn="0" w:firstRowLastColumn="0" w:lastRowFirstColumn="0" w:lastRowLastColumn="0"/>
-            </w:pPr>
-            <w:r>
-              <w:t xml:space="preserve">IEEE </w:t>
-            </w:r>
-            <w:proofErr w:type="spellStart"/>
-            <w:r>
-              <w:t>Std</w:t>
-            </w:r>
-            <w:proofErr w:type="spellEnd"/>
-            <w:r>
-              <w:t xml:space="preserve"> 830-1998 </w:t>
-            </w:r>
-            <w:proofErr w:type="spellStart"/>
-            <w:r>
-              <w:t>Recommended</w:t>
-            </w:r>
-            <w:proofErr w:type="spellEnd"/>
-            <w:r>
-              <w:t xml:space="preserve"> </w:t>
-            </w:r>
-            <w:proofErr w:type="spellStart"/>
-            <w:r>
-              <w:t>Practice</w:t>
-            </w:r>
-            <w:proofErr w:type="spellEnd"/>
-            <w:r>
-              <w:t xml:space="preserve"> </w:t>
-            </w:r>
-            <w:proofErr w:type="spellStart"/>
-            <w:r>
-              <w:t>for</w:t>
-            </w:r>
-            <w:proofErr w:type="spellEnd"/>
-            <w:r>
-              <w:t xml:space="preserve"> Software </w:t>
-            </w:r>
-            <w:proofErr w:type="spellStart"/>
-            <w:r>
-              <w:t>Requirements</w:t>
-            </w:r>
-            <w:proofErr w:type="spellEnd"/>
-            <w:r>
-              <w:t xml:space="preserve"> </w:t>
-            </w:r>
-            <w:proofErr w:type="spellStart"/>
-            <w:r>
-              <w:t>Specifications</w:t>
-            </w:r>
-            <w:proofErr w:type="spellEnd"/>
+              <w:rPr>
+                <w:lang w:val="en-US"/>
+              </w:rPr>
+            </w:pPr>
+            <w:r>
+              <w:rPr>
+                <w:lang w:val="en-US"/>
+              </w:rPr>
+              <w:t>IEEE Std 830-1998 Recommended Practice for Software Requirements Specifications</w:t>
+            </w:r>
           </w:p>
         </w:tc>
         <w:tc>
@@ -15731,8 +15269,14 @@
               <w:spacing w:before="20" w:after="20"/>
               <w:jc w:val="left"/>
               <w:cnfStyle w:val="000000100000" w:firstRow="0" w:lastRow="0" w:firstColumn="0" w:lastColumn="0" w:oddVBand="0" w:evenVBand="0" w:oddHBand="1" w:evenHBand="0" w:firstRowFirstColumn="0" w:firstRowLastColumn="0" w:lastRowFirstColumn="0" w:lastRowLastColumn="0"/>
-            </w:pPr>
-            <w:r>
+              <w:rPr>
+                <w:lang w:val="en-US"/>
+              </w:rPr>
+            </w:pPr>
+            <w:r>
+              <w:rPr>
+                <w:lang w:val="en-US"/>
+              </w:rPr>
               <w:t>https://standards.ieee.org/ieee/830/1222/</w:t>
             </w:r>
           </w:p>
@@ -15881,25 +15425,15 @@
               <w:spacing w:before="20" w:after="20"/>
               <w:jc w:val="left"/>
               <w:cnfStyle w:val="000000100000" w:firstRow="0" w:lastRow="0" w:firstColumn="0" w:lastColumn="0" w:oddVBand="0" w:evenVBand="0" w:oddHBand="1" w:evenHBand="0" w:firstRowFirstColumn="0" w:firstRowLastColumn="0" w:lastRowFirstColumn="0" w:lastRowLastColumn="0"/>
-            </w:pPr>
-            <w:r>
-              <w:t xml:space="preserve">W3C SOAP </w:t>
-            </w:r>
-            <w:proofErr w:type="spellStart"/>
-            <w:r>
-              <w:t>Version</w:t>
-            </w:r>
-            <w:proofErr w:type="spellEnd"/>
-            <w:r>
-              <w:t xml:space="preserve"> 1.2 Part 1: </w:t>
-            </w:r>
-            <w:proofErr w:type="spellStart"/>
-            <w:r>
-              <w:t>Messaging</w:t>
-            </w:r>
-            <w:proofErr w:type="spellEnd"/>
-            <w:r>
-              <w:t xml:space="preserve"> Framework</w:t>
+              <w:rPr>
+                <w:lang w:val="en-US"/>
+              </w:rPr>
+            </w:pPr>
+            <w:r>
+              <w:rPr>
+                <w:lang w:val="en-US"/>
+              </w:rPr>
+              <w:t>W3C SOAP Version 1.2 Part 1: Messaging Framework</w:t>
             </w:r>
           </w:p>
         </w:tc>
@@ -15913,8 +15447,14 @@
               <w:spacing w:before="20" w:after="20"/>
               <w:jc w:val="left"/>
               <w:cnfStyle w:val="000000100000" w:firstRow="0" w:lastRow="0" w:firstColumn="0" w:lastColumn="0" w:oddVBand="0" w:evenVBand="0" w:oddHBand="1" w:evenHBand="0" w:firstRowFirstColumn="0" w:firstRowLastColumn="0" w:lastRowFirstColumn="0" w:lastRowLastColumn="0"/>
-            </w:pPr>
-            <w:r>
+              <w:rPr>
+                <w:lang w:val="en-US"/>
+              </w:rPr>
+            </w:pPr>
+            <w:r>
+              <w:rPr>
+                <w:lang w:val="en-US"/>
+              </w:rPr>
               <w:t>https://www.w3.org/TR/soap12/</w:t>
             </w:r>
           </w:p>
@@ -15980,33 +15520,15 @@
               <w:spacing w:before="20" w:after="20"/>
               <w:jc w:val="left"/>
               <w:cnfStyle w:val="000000000000" w:firstRow="0" w:lastRow="0" w:firstColumn="0" w:lastColumn="0" w:oddVBand="0" w:evenVBand="0" w:oddHBand="0" w:evenHBand="0" w:firstRowFirstColumn="0" w:firstRowLastColumn="0" w:lastRowFirstColumn="0" w:lastRowLastColumn="0"/>
-            </w:pPr>
-            <w:r>
-              <w:t xml:space="preserve">Web </w:t>
-            </w:r>
-            <w:proofErr w:type="spellStart"/>
-            <w:r>
-              <w:t>Services</w:t>
-            </w:r>
-            <w:proofErr w:type="spellEnd"/>
-            <w:r>
-              <w:t xml:space="preserve"> </w:t>
-            </w:r>
-            <w:proofErr w:type="spellStart"/>
-            <w:r>
-              <w:t>Description</w:t>
-            </w:r>
-            <w:proofErr w:type="spellEnd"/>
-            <w:r>
-              <w:t xml:space="preserve"> </w:t>
-            </w:r>
-            <w:proofErr w:type="spellStart"/>
-            <w:r>
-              <w:t>Language</w:t>
-            </w:r>
-            <w:proofErr w:type="spellEnd"/>
-            <w:r>
-              <w:t xml:space="preserve"> (WSDL) 1.1</w:t>
+              <w:rPr>
+                <w:lang w:val="en-US"/>
+              </w:rPr>
+            </w:pPr>
+            <w:r>
+              <w:rPr>
+                <w:lang w:val="en-US"/>
+              </w:rPr>
+              <w:t>Web Services Description Language (WSDL) 1.1</w:t>
             </w:r>
           </w:p>
         </w:tc>
@@ -16019,8 +15541,14 @@
               <w:spacing w:before="20" w:after="20"/>
               <w:jc w:val="left"/>
               <w:cnfStyle w:val="000000000000" w:firstRow="0" w:lastRow="0" w:firstColumn="0" w:lastColumn="0" w:oddVBand="0" w:evenVBand="0" w:oddHBand="0" w:evenHBand="0" w:firstRowFirstColumn="0" w:firstRowLastColumn="0" w:lastRowFirstColumn="0" w:lastRowLastColumn="0"/>
-            </w:pPr>
-            <w:r>
+              <w:rPr>
+                <w:lang w:val="en-US"/>
+              </w:rPr>
+            </w:pPr>
+            <w:r>
+              <w:rPr>
+                <w:lang w:val="en-US"/>
+              </w:rPr>
               <w:t>https://www.w3.org/TR/wsdl</w:t>
             </w:r>
           </w:p>
@@ -16087,28 +15615,16 @@
               <w:spacing w:before="20" w:after="20"/>
               <w:jc w:val="left"/>
               <w:cnfStyle w:val="000000100000" w:firstRow="0" w:lastRow="0" w:firstColumn="0" w:lastColumn="0" w:oddVBand="0" w:evenVBand="0" w:oddHBand="1" w:evenHBand="0" w:firstRowFirstColumn="0" w:firstRowLastColumn="0" w:lastRowFirstColumn="0" w:lastRowLastColumn="0"/>
-            </w:pPr>
-            <w:proofErr w:type="spellStart"/>
-            <w:r>
-              <w:t>Jakarta</w:t>
-            </w:r>
-            <w:proofErr w:type="spellEnd"/>
-            <w:r>
-              <w:t xml:space="preserve"> XML Web </w:t>
-            </w:r>
-            <w:proofErr w:type="spellStart"/>
-            <w:r>
-              <w:t>Services</w:t>
-            </w:r>
-            <w:proofErr w:type="spellEnd"/>
-            <w:r>
-              <w:t xml:space="preserve"> </w:t>
-            </w:r>
-            <w:proofErr w:type="spellStart"/>
-            <w:r>
-              <w:t>Specification</w:t>
-            </w:r>
-            <w:proofErr w:type="spellEnd"/>
+              <w:rPr>
+                <w:lang w:val="en-US"/>
+              </w:rPr>
+            </w:pPr>
+            <w:r>
+              <w:rPr>
+                <w:lang w:val="en-US"/>
+              </w:rPr>
+              <w:t>Jakarta XML Web Services Specification</w:t>
+            </w:r>
           </w:p>
         </w:tc>
         <w:tc>
@@ -16121,8 +15637,14 @@
               <w:spacing w:before="20" w:after="20"/>
               <w:jc w:val="left"/>
               <w:cnfStyle w:val="000000100000" w:firstRow="0" w:lastRow="0" w:firstColumn="0" w:lastColumn="0" w:oddVBand="0" w:evenVBand="0" w:oddHBand="1" w:evenHBand="0" w:firstRowFirstColumn="0" w:firstRowLastColumn="0" w:lastRowFirstColumn="0" w:lastRowLastColumn="0"/>
-            </w:pPr>
-            <w:r>
+              <w:rPr>
+                <w:lang w:val="en-US"/>
+              </w:rPr>
+            </w:pPr>
+            <w:r>
+              <w:rPr>
+                <w:lang w:val="en-US"/>
+              </w:rPr>
               <w:t>https://jakarta.ee/specifications/xml-web-services/</w:t>
             </w:r>
           </w:p>
@@ -16155,13 +15677,8 @@
               <w:cnfStyle w:val="000000100000" w:firstRow="0" w:lastRow="0" w:firstColumn="0" w:lastColumn="0" w:oddVBand="0" w:evenVBand="0" w:oddHBand="1" w:evenHBand="0" w:firstRowFirstColumn="0" w:firstRowLastColumn="0" w:lastRowFirstColumn="0" w:lastRowLastColumn="0"/>
             </w:pPr>
             <w:r>
-              <w:t xml:space="preserve">Eclipse </w:t>
-            </w:r>
-            <w:proofErr w:type="spellStart"/>
-            <w:r>
-              <w:t>Foundation</w:t>
-            </w:r>
-            <w:proofErr w:type="spellEnd"/>
+              <w:t>Eclipse Foundation</w:t>
+            </w:r>
           </w:p>
         </w:tc>
       </w:tr>
@@ -16206,23 +15723,7 @@
     </w:p>
     <w:p>
       <w:r>
-        <w:t xml:space="preserve">El sistema permite la ejecución centralizada de conversiones de unidades de medida mediante una arquitectura orientada a servicios. El acceso está protegido por un módulo de seguridad que exige que el usuario se autentique y obtenga un token. Toda la lógica de cálculo reside en un servidor central, que expone los servicios para que sean consumidos de la misma forma por cuatro clientes: aplicación de consola Java SE, aplicación de escritorio Java Swing, aplicación web </w:t>
-      </w:r>
-      <w:proofErr w:type="spellStart"/>
-      <w:r>
-        <w:t>Jakarta</w:t>
-      </w:r>
-      <w:proofErr w:type="spellEnd"/>
-      <w:r>
-        <w:t xml:space="preserve"> EE (JSP/</w:t>
-      </w:r>
-      <w:proofErr w:type="spellStart"/>
-      <w:r>
-        <w:t>Servlets</w:t>
-      </w:r>
-      <w:proofErr w:type="spellEnd"/>
-      <w:r>
-        <w:t>) desplegada en el servidor de aplicaciones y aplicación Android (Java) desarrollada en Android Studio. Los cuatro clientes no implementan lógica de conversión.</w:t>
+        <w:t>El sistema permite la ejecución centralizada de conversiones de unidades de medida mediante una arquitectura orientada a servicios. El acceso está protegido por un módulo de seguridad que exige que el usuario se autentique y obtenga un token. Toda la lógica de cálculo reside en un servidor central, que expone los servicios para que sean consumidos de la misma forma por cuatro clientes: aplicación de consola Java SE, aplicación de escritorio Java Swing, aplicación web Jakarta EE (JSP/Servlets) desplegada en el servidor de aplicaciones y aplicación Android (Java) desarrollada en Android Studio. Los cuatro clientes no implementan lógica de conversión.</w:t>
       </w:r>
     </w:p>
     <w:p>
@@ -16246,39 +15747,7 @@
     </w:p>
     <w:p>
       <w:r>
-        <w:t xml:space="preserve">Cliente (consola, escritorio, web, </w:t>
-      </w:r>
-      <w:proofErr w:type="gramStart"/>
-      <w:r>
-        <w:t>móvil)  →</w:t>
-      </w:r>
-      <w:proofErr w:type="gramEnd"/>
-      <w:r>
-        <w:t xml:space="preserve">  SOAP/</w:t>
-      </w:r>
-      <w:proofErr w:type="gramStart"/>
-      <w:r>
-        <w:t>HTTP  →</w:t>
-      </w:r>
-      <w:proofErr w:type="gramEnd"/>
-      <w:r>
-        <w:t xml:space="preserve">  Capa de </w:t>
-      </w:r>
-      <w:proofErr w:type="gramStart"/>
-      <w:r>
-        <w:t>exposición  →</w:t>
-      </w:r>
-      <w:proofErr w:type="gramEnd"/>
-      <w:r>
-        <w:t xml:space="preserve">  Capa de </w:t>
-      </w:r>
-      <w:proofErr w:type="gramStart"/>
-      <w:r>
-        <w:t>negocio  →</w:t>
-      </w:r>
-      <w:proofErr w:type="gramEnd"/>
-      <w:r>
-        <w:t xml:space="preserve">  Motor de conversión</w:t>
+        <w:t>Cliente (consola, escritorio, web, móvil)  →  SOAP/HTTP  →  Capa de exposición  →  Capa de negocio  →  Motor de conversión</w:t>
       </w:r>
     </w:p>
     <w:p>
@@ -16410,6 +15879,9 @@
     </w:p>
     <w:p>
       <w:r>
+        <w:rPr>
+          <w:noProof/>
+        </w:rPr>
         <w:lastRenderedPageBreak/>
         <w:drawing>
           <wp:inline distT="0" distB="0" distL="0" distR="0" wp14:anchorId="147B1727" wp14:editId="7C1FFAAF">
@@ -16465,23 +15937,7 @@
     </w:p>
     <w:p>
       <w:r>
-        <w:t xml:space="preserve">El sistema opera en un entorno de red bajo el modelo cliente-servidor y una arquitectura orientada a servicios. El servidor se despliega en Payara Server 6 </w:t>
-      </w:r>
-      <w:proofErr w:type="spellStart"/>
-      <w:r>
-        <w:t>Community</w:t>
-      </w:r>
-      <w:proofErr w:type="spellEnd"/>
-      <w:r>
-        <w:t xml:space="preserve"> </w:t>
-      </w:r>
-      <w:proofErr w:type="spellStart"/>
-      <w:r>
-        <w:t>Edition</w:t>
-      </w:r>
-      <w:proofErr w:type="spellEnd"/>
-      <w:r>
-        <w:t>, capaz de alojar y exponer servicios web. El entorno de consumo es multiplataforma: consola, aplicación de escritorio, navegador web y dispositivo móvil Android. Para la operación se requiere conectividad de red (local o internet) entre los clientes y el servidor. El acceso está protegido mediante autenticación y validación de tokens.</w:t>
+        <w:t>El sistema opera en un entorno de red bajo el modelo cliente-servidor y una arquitectura orientada a servicios. El servidor se despliega en Payara Server 6 Community Edition, capaz de alojar y exponer servicios web. El entorno de consumo es multiplataforma: consola, aplicación de escritorio, navegador web y dispositivo móvil Android. Para la operación se requiere conectividad de red (local o internet) entre los clientes y el servidor. El acceso está protegido mediante autenticación y validación de tokens.</w:t>
       </w:r>
     </w:p>
     <w:p>
@@ -16770,39 +16226,7 @@
         </w:numPr>
       </w:pPr>
       <w:r>
-        <w:t xml:space="preserve">El </w:t>
-      </w:r>
-      <w:proofErr w:type="spellStart"/>
-      <w:r>
-        <w:t>backend</w:t>
-      </w:r>
-      <w:proofErr w:type="spellEnd"/>
-      <w:r>
-        <w:t xml:space="preserve"> se desarrolla en Java (JDK 17) con </w:t>
-      </w:r>
-      <w:proofErr w:type="spellStart"/>
-      <w:r>
-        <w:t>Jakarta</w:t>
-      </w:r>
-      <w:proofErr w:type="spellEnd"/>
-      <w:r>
-        <w:t xml:space="preserve"> XML Web </w:t>
-      </w:r>
-      <w:proofErr w:type="spellStart"/>
-      <w:r>
-        <w:t>Services</w:t>
-      </w:r>
-      <w:proofErr w:type="spellEnd"/>
-      <w:r>
-        <w:t xml:space="preserve"> (JAX-WS) sobre la plataforma </w:t>
-      </w:r>
-      <w:proofErr w:type="spellStart"/>
-      <w:r>
-        <w:t>Jakarta</w:t>
-      </w:r>
-      <w:proofErr w:type="spellEnd"/>
-      <w:r>
-        <w:t xml:space="preserve"> EE 10.</w:t>
+        <w:t>El backend se desarrolla en Java (JDK 17) con Jakarta XML Web Services (JAX-WS) sobre la plataforma Jakarta EE 10.</w:t>
       </w:r>
     </w:p>
     <w:p>
@@ -16826,23 +16250,7 @@
         </w:numPr>
       </w:pPr>
       <w:r>
-        <w:t xml:space="preserve">El servidor de despliegue es Payara Server 6 </w:t>
-      </w:r>
-      <w:proofErr w:type="spellStart"/>
-      <w:r>
-        <w:t>Community</w:t>
-      </w:r>
-      <w:proofErr w:type="spellEnd"/>
-      <w:r>
-        <w:t xml:space="preserve"> </w:t>
-      </w:r>
-      <w:proofErr w:type="spellStart"/>
-      <w:r>
-        <w:t>Edition</w:t>
-      </w:r>
-      <w:proofErr w:type="spellEnd"/>
-      <w:r>
-        <w:t>.</w:t>
+        <w:t>El servidor de despliegue es Payara Server 6 Community Edition.</w:t>
       </w:r>
     </w:p>
     <w:p>
@@ -16854,23 +16262,7 @@
         </w:numPr>
       </w:pPr>
       <w:r>
-        <w:t xml:space="preserve">Los cuatro clientes son: aplicación de consola Java SE, aplicación de escritorio Java Swing, aplicación web </w:t>
-      </w:r>
-      <w:proofErr w:type="spellStart"/>
-      <w:r>
-        <w:t>Jakarta</w:t>
-      </w:r>
-      <w:proofErr w:type="spellEnd"/>
-      <w:r>
-        <w:t xml:space="preserve"> EE (JSP/</w:t>
-      </w:r>
-      <w:proofErr w:type="spellStart"/>
-      <w:r>
-        <w:t>Servlets</w:t>
-      </w:r>
-      <w:proofErr w:type="spellEnd"/>
-      <w:r>
-        <w:t>) desplegada en el servidor de aplicaciones y aplicación Android (Java) desarrollada en Android Studio.</w:t>
+        <w:t>Los cuatro clientes son: aplicación de consola Java SE, aplicación de escritorio Java Swing, aplicación web Jakarta EE (JSP/Servlets) desplegada en el servidor de aplicaciones y aplicación Android (Java) desarrollada en Android Studio.</w:t>
       </w:r>
     </w:p>
     <w:p>
@@ -16930,15 +16322,7 @@
         </w:numPr>
       </w:pPr>
       <w:r>
-        <w:t xml:space="preserve">Los diagramas UML se elaboran con SAP </w:t>
-      </w:r>
-      <w:proofErr w:type="spellStart"/>
-      <w:r>
-        <w:t>PowerDesigner</w:t>
-      </w:r>
-      <w:proofErr w:type="spellEnd"/>
-      <w:r>
-        <w:t>.</w:t>
+        <w:t>Los diagramas UML se elaboran con SAP PowerDesigner.</w:t>
       </w:r>
     </w:p>
     <w:p>
@@ -17629,15 +17013,7 @@
               <w:cnfStyle w:val="000000100000" w:firstRow="0" w:lastRow="0" w:firstColumn="0" w:lastColumn="0" w:oddVBand="0" w:evenVBand="0" w:oddHBand="1" w:evenHBand="0" w:firstRowFirstColumn="0" w:firstRowLastColumn="0" w:lastRowFirstColumn="0" w:lastRowLastColumn="0"/>
             </w:pPr>
             <w:r>
-              <w:t xml:space="preserve">Android 8.0 o superior, 3 GB de RAM, conexión </w:t>
-            </w:r>
-            <w:proofErr w:type="spellStart"/>
-            <w:r>
-              <w:t>Wi</w:t>
-            </w:r>
-            <w:proofErr w:type="spellEnd"/>
-            <w:r>
-              <w:t>-Fi. Puede reemplazarse por el emulador de Android.</w:t>
+              <w:t>Android 8.0 o superior, 3 GB de RAM, conexión Wi-Fi. Puede reemplazarse por el emulador de Android.</w:t>
             </w:r>
           </w:p>
         </w:tc>
@@ -17718,21 +17094,8 @@
               <w:jc w:val="left"/>
               <w:cnfStyle w:val="000000000000" w:firstRow="0" w:lastRow="0" w:firstColumn="0" w:lastColumn="0" w:oddVBand="0" w:evenVBand="0" w:oddHBand="0" w:evenHBand="0" w:firstRowFirstColumn="0" w:firstRowLastColumn="0" w:lastRowFirstColumn="0" w:lastRowLastColumn="0"/>
             </w:pPr>
-            <w:proofErr w:type="spellStart"/>
-            <w:r>
-              <w:t>Router</w:t>
-            </w:r>
-            <w:proofErr w:type="spellEnd"/>
-            <w:r>
-              <w:t xml:space="preserve"> o punto de acceso </w:t>
-            </w:r>
-            <w:proofErr w:type="spellStart"/>
-            <w:r>
-              <w:t>Wi</w:t>
-            </w:r>
-            <w:proofErr w:type="spellEnd"/>
-            <w:r>
-              <w:t>-Fi que conecte el servidor y los clientes.</w:t>
+            <w:r>
+              <w:t>Router o punto de acceso Wi-Fi que conecte el servidor y los clientes.</w:t>
             </w:r>
           </w:p>
         </w:tc>
@@ -18148,15 +17511,7 @@
               <w:cnfStyle w:val="000000100000" w:firstRow="0" w:lastRow="0" w:firstColumn="0" w:lastColumn="0" w:oddVBand="0" w:evenVBand="0" w:oddHBand="1" w:evenHBand="0" w:firstRowFirstColumn="0" w:firstRowLastColumn="0" w:lastRowFirstColumn="0" w:lastRowLastColumn="0"/>
             </w:pPr>
             <w:r>
-              <w:t xml:space="preserve">Nombre: JDK (Eclipse </w:t>
-            </w:r>
-            <w:proofErr w:type="spellStart"/>
-            <w:r>
-              <w:t>Temurin</w:t>
-            </w:r>
-            <w:proofErr w:type="spellEnd"/>
-            <w:r>
-              <w:t>)</w:t>
+              <w:t>Nombre: JDK (Eclipse Temurin)</w:t>
             </w:r>
           </w:p>
           <w:p>
@@ -18253,15 +17608,7 @@
               <w:cnfStyle w:val="000000000000" w:firstRow="0" w:lastRow="0" w:firstColumn="0" w:lastColumn="0" w:oddVBand="0" w:evenVBand="0" w:oddHBand="0" w:evenHBand="0" w:firstRowFirstColumn="0" w:firstRowLastColumn="0" w:lastRowFirstColumn="0" w:lastRowLastColumn="0"/>
             </w:pPr>
             <w:r>
-              <w:t xml:space="preserve">Nombre: </w:t>
-            </w:r>
-            <w:proofErr w:type="spellStart"/>
-            <w:r>
-              <w:t>Jakarta</w:t>
-            </w:r>
-            <w:proofErr w:type="spellEnd"/>
-            <w:r>
-              <w:t xml:space="preserve"> EE</w:t>
+              <w:t>Nombre: Jakarta EE</w:t>
             </w:r>
           </w:p>
           <w:p>
@@ -18306,31 +17653,7 @@
               <w:cnfStyle w:val="000000000000" w:firstRow="0" w:lastRow="0" w:firstColumn="0" w:lastColumn="0" w:oddVBand="0" w:evenVBand="0" w:oddHBand="0" w:evenHBand="0" w:firstRowFirstColumn="0" w:firstRowLastColumn="0" w:lastRowFirstColumn="0" w:lastRowLastColumn="0"/>
             </w:pPr>
             <w:r>
-              <w:t xml:space="preserve">Plataforma de especificaciones de la Eclipse </w:t>
-            </w:r>
-            <w:proofErr w:type="spellStart"/>
-            <w:r>
-              <w:t>Foundation</w:t>
-            </w:r>
-            <w:proofErr w:type="spellEnd"/>
-            <w:r>
-              <w:t xml:space="preserve"> para aplicaciones empresariales en Java. Payara 6 incluye la implementación Eclipse Metro de </w:t>
-            </w:r>
-            <w:proofErr w:type="spellStart"/>
-            <w:r>
-              <w:t>Jakarta</w:t>
-            </w:r>
-            <w:proofErr w:type="spellEnd"/>
-            <w:r>
-              <w:t xml:space="preserve"> XML Web </w:t>
-            </w:r>
-            <w:proofErr w:type="spellStart"/>
-            <w:r>
-              <w:t>Services</w:t>
-            </w:r>
-            <w:proofErr w:type="spellEnd"/>
-            <w:r>
-              <w:t xml:space="preserve"> (JAX-WS).</w:t>
+              <w:t>Plataforma de especificaciones de la Eclipse Foundation para aplicaciones empresariales en Java. Payara 6 incluye la implementación Eclipse Metro de Jakarta XML Web Services (JAX-WS).</w:t>
             </w:r>
           </w:p>
         </w:tc>
@@ -18345,15 +17668,7 @@
               <w:cnfStyle w:val="000000000000" w:firstRow="0" w:lastRow="0" w:firstColumn="0" w:lastColumn="0" w:oddVBand="0" w:evenVBand="0" w:oddHBand="0" w:evenHBand="0" w:firstRowFirstColumn="0" w:firstRowLastColumn="0" w:lastRowFirstColumn="0" w:lastRowLastColumn="0"/>
             </w:pPr>
             <w:r>
-              <w:t xml:space="preserve">Proveer las </w:t>
-            </w:r>
-            <w:proofErr w:type="spellStart"/>
-            <w:r>
-              <w:t>APIs</w:t>
-            </w:r>
-            <w:proofErr w:type="spellEnd"/>
-            <w:r>
-              <w:t xml:space="preserve"> y anotaciones (@WebService, @WebMethod) para construir y publicar el servicio SOAP de conversión.</w:t>
+              <w:t>Proveer las APIs y anotaciones (@WebService, @WebMethod) para construir y publicar el servicio SOAP de conversión.</w:t>
             </w:r>
           </w:p>
         </w:tc>
@@ -18401,21 +17716,8 @@
               <w:cnfStyle w:val="000000100000" w:firstRow="0" w:lastRow="0" w:firstColumn="0" w:lastColumn="0" w:oddVBand="0" w:evenVBand="0" w:oddHBand="1" w:evenHBand="0" w:firstRowFirstColumn="0" w:firstRowLastColumn="0" w:lastRowFirstColumn="0" w:lastRowLastColumn="0"/>
             </w:pPr>
             <w:r>
-              <w:t xml:space="preserve">Versión: 6 </w:t>
-            </w:r>
-            <w:proofErr w:type="spellStart"/>
-            <w:r>
-              <w:t>Community</w:t>
-            </w:r>
-            <w:proofErr w:type="spellEnd"/>
-            <w:r>
-              <w:t xml:space="preserve"> </w:t>
-            </w:r>
-            <w:proofErr w:type="spellStart"/>
-            <w:r>
-              <w:t>Edition</w:t>
-            </w:r>
-            <w:proofErr w:type="spellEnd"/>
+              <w:t>Versión: 6 Community Edition</w:t>
+            </w:r>
           </w:p>
           <w:p>
             <w:pPr>
@@ -18450,15 +17752,7 @@
               <w:cnfStyle w:val="000000100000" w:firstRow="0" w:lastRow="0" w:firstColumn="0" w:lastColumn="0" w:oddVBand="0" w:evenVBand="0" w:oddHBand="1" w:evenHBand="0" w:firstRowFirstColumn="0" w:firstRowLastColumn="0" w:lastRowFirstColumn="0" w:lastRowLastColumn="0"/>
             </w:pPr>
             <w:r>
-              <w:t xml:space="preserve">Servidor de aplicaciones de código abierto, compatible con </w:t>
-            </w:r>
-            <w:proofErr w:type="spellStart"/>
-            <w:r>
-              <w:t>Jakarta</w:t>
-            </w:r>
-            <w:proofErr w:type="spellEnd"/>
-            <w:r>
-              <w:t xml:space="preserve"> EE 10.</w:t>
+              <w:t>Servidor de aplicaciones de código abierto, compatible con Jakarta EE 10.</w:t>
             </w:r>
           </w:p>
         </w:tc>
@@ -18474,15 +17768,7 @@
               <w:cnfStyle w:val="000000100000" w:firstRow="0" w:lastRow="0" w:firstColumn="0" w:lastColumn="0" w:oddVBand="0" w:evenVBand="0" w:oddHBand="1" w:evenHBand="0" w:firstRowFirstColumn="0" w:firstRowLastColumn="0" w:lastRowFirstColumn="0" w:lastRowLastColumn="0"/>
             </w:pPr>
             <w:r>
-              <w:t xml:space="preserve">Desplegar el </w:t>
-            </w:r>
-            <w:proofErr w:type="spellStart"/>
-            <w:r>
-              <w:t>backend</w:t>
-            </w:r>
-            <w:proofErr w:type="spellEnd"/>
-            <w:r>
-              <w:t xml:space="preserve"> y exponer los servicios en la red para que los cuatro clientes puedan conectarse.</w:t>
+              <w:t>Desplegar el backend y exponer los servicios en la red para que los cuatro clientes puedan conectarse.</w:t>
             </w:r>
           </w:p>
         </w:tc>
@@ -18615,13 +17901,8 @@
               <w:cnfStyle w:val="000000100000" w:firstRow="0" w:lastRow="0" w:firstColumn="0" w:lastColumn="0" w:oddVBand="0" w:evenVBand="0" w:oddHBand="1" w:evenHBand="0" w:firstRowFirstColumn="0" w:firstRowLastColumn="0" w:lastRowFirstColumn="0" w:lastRowLastColumn="0"/>
             </w:pPr>
             <w:r>
-              <w:t xml:space="preserve">Nombre: </w:t>
-            </w:r>
-            <w:proofErr w:type="spellStart"/>
-            <w:r>
-              <w:t>PowerDesigner</w:t>
-            </w:r>
-            <w:proofErr w:type="spellEnd"/>
+              <w:t>Nombre: PowerDesigner</w:t>
+            </w:r>
           </w:p>
           <w:p>
             <w:pPr>
@@ -18716,8 +17997,14 @@
               <w:spacing w:before="20" w:after="20"/>
               <w:jc w:val="left"/>
               <w:cnfStyle w:val="000000000000" w:firstRow="0" w:lastRow="0" w:firstColumn="0" w:lastColumn="0" w:oddVBand="0" w:evenVBand="0" w:oddHBand="0" w:evenHBand="0" w:firstRowFirstColumn="0" w:firstRowLastColumn="0" w:lastRowFirstColumn="0" w:lastRowLastColumn="0"/>
-            </w:pPr>
-            <w:r>
+              <w:rPr>
+                <w:lang w:val="en-US"/>
+              </w:rPr>
+            </w:pPr>
+            <w:r>
+              <w:rPr>
+                <w:lang w:val="en-US"/>
+              </w:rPr>
               <w:t>Nombre: Google Chrome / Mozilla Firefox / Microsoft Edge</w:t>
             </w:r>
           </w:p>
@@ -18829,15 +18116,7 @@
         <w:t>Formato de datos:</w:t>
       </w:r>
       <w:r>
-        <w:t xml:space="preserve"> las peticiones y respuestas se estructuran en XML dentro del </w:t>
-      </w:r>
-      <w:proofErr w:type="spellStart"/>
-      <w:r>
-        <w:t>Envelope</w:t>
-      </w:r>
-      <w:proofErr w:type="spellEnd"/>
-      <w:r>
-        <w:t xml:space="preserve"> SOAP, de acuerdo con el contrato definido en el WSDL.</w:t>
+        <w:t xml:space="preserve"> las peticiones y respuestas se estructuran en XML dentro del Envelope SOAP, de acuerdo con el contrato definido en el WSDL.</w:t>
       </w:r>
     </w:p>
     <w:p>
@@ -18856,23 +18135,7 @@
         <w:t>Seguridad:</w:t>
       </w:r>
       <w:r>
-        <w:t xml:space="preserve"> El token se envía como parámetro en cada operación protegida del servicio SOAP (</w:t>
-      </w:r>
-      <w:proofErr w:type="spellStart"/>
-      <w:r>
-        <w:t>obtenerCategorias</w:t>
-      </w:r>
-      <w:proofErr w:type="spellEnd"/>
-      <w:r>
-        <w:t xml:space="preserve">, </w:t>
-      </w:r>
-      <w:proofErr w:type="spellStart"/>
-      <w:r>
-        <w:t>obtenerUnidades</w:t>
-      </w:r>
-      <w:proofErr w:type="spellEnd"/>
-      <w:r>
-        <w:t xml:space="preserve"> y convertir).</w:t>
+        <w:t xml:space="preserve"> El token se envía como parámetro en cada operación protegida del servicio SOAP (obtenerCategorias, obtenerUnidades y convertir).</w:t>
       </w:r>
     </w:p>
     <w:p>
@@ -18910,15 +18173,7 @@
         <w:t>Consumo:</w:t>
       </w:r>
       <w:r>
-        <w:t xml:space="preserve"> Los clientes Java consumen el servicio mediante clases proxy generadas a partir del WSDL (asistente "Web Service Client" de NetBeans o herramienta </w:t>
-      </w:r>
-      <w:proofErr w:type="spellStart"/>
-      <w:r>
-        <w:t>wsimport</w:t>
-      </w:r>
-      <w:proofErr w:type="spellEnd"/>
-      <w:r>
-        <w:t>). El cliente Android consume el servicio mediante la librería kSOAP2.</w:t>
+        <w:t xml:space="preserve"> Los clientes Java consumen el servicio mediante clases proxy generadas a partir del WSDL (asistente "Web Service Client" de NetBeans o herramienta wsimport). El cliente Android consume el servicio mediante la librería kSOAP2.</w:t>
       </w:r>
     </w:p>
     <w:p>
@@ -19095,15 +18350,8 @@
               <w:cnfStyle w:val="000000100000" w:firstRow="0" w:lastRow="0" w:firstColumn="0" w:lastColumn="0" w:oddVBand="0" w:evenVBand="0" w:oddHBand="1" w:evenHBand="0" w:firstRowFirstColumn="0" w:firstRowLastColumn="0" w:lastRowFirstColumn="0" w:lastRowLastColumn="0"/>
             </w:pPr>
             <w:r>
-              <w:t xml:space="preserve">usuario, </w:t>
-            </w:r>
-            <w:proofErr w:type="spellStart"/>
-            <w:proofErr w:type="gramStart"/>
-            <w:r>
-              <w:t>password</w:t>
-            </w:r>
-            <w:proofErr w:type="spellEnd"/>
-            <w:proofErr w:type="gramEnd"/>
+              <w:t>usuario, password</w:t>
+            </w:r>
           </w:p>
         </w:tc>
         <w:tc>
@@ -19117,11 +18365,9 @@
               <w:jc w:val="left"/>
               <w:cnfStyle w:val="000000100000" w:firstRow="0" w:lastRow="0" w:firstColumn="0" w:lastColumn="0" w:oddVBand="0" w:evenVBand="0" w:oddHBand="1" w:evenHBand="0" w:firstRowFirstColumn="0" w:firstRowLastColumn="0" w:lastRowFirstColumn="0" w:lastRowLastColumn="0"/>
             </w:pPr>
-            <w:proofErr w:type="spellStart"/>
             <w:r>
               <w:t>RespuestaAutenticacion</w:t>
             </w:r>
-            <w:proofErr w:type="spellEnd"/>
           </w:p>
         </w:tc>
         <w:tc>
@@ -19155,11 +18401,9 @@
               <w:spacing w:before="20" w:after="20"/>
               <w:jc w:val="left"/>
             </w:pPr>
-            <w:proofErr w:type="spellStart"/>
             <w:r>
               <w:t>obtenerCategorias</w:t>
             </w:r>
-            <w:proofErr w:type="spellEnd"/>
           </w:p>
         </w:tc>
         <w:tc>
@@ -19187,11 +18431,9 @@
               <w:jc w:val="left"/>
               <w:cnfStyle w:val="000000000000" w:firstRow="0" w:lastRow="0" w:firstColumn="0" w:lastColumn="0" w:oddVBand="0" w:evenVBand="0" w:oddHBand="0" w:evenHBand="0" w:firstRowFirstColumn="0" w:firstRowLastColumn="0" w:lastRowFirstColumn="0" w:lastRowLastColumn="0"/>
             </w:pPr>
-            <w:proofErr w:type="spellStart"/>
             <w:r>
               <w:t>RespuestaCatalogo</w:t>
             </w:r>
-            <w:proofErr w:type="spellEnd"/>
           </w:p>
         </w:tc>
         <w:tc>
@@ -19226,11 +18468,9 @@
               <w:spacing w:before="20" w:after="20"/>
               <w:jc w:val="left"/>
             </w:pPr>
-            <w:proofErr w:type="spellStart"/>
             <w:r>
               <w:t>obtenerUnidades</w:t>
             </w:r>
-            <w:proofErr w:type="spellEnd"/>
           </w:p>
         </w:tc>
         <w:tc>
@@ -19245,13 +18485,8 @@
               <w:cnfStyle w:val="000000100000" w:firstRow="0" w:lastRow="0" w:firstColumn="0" w:lastColumn="0" w:oddVBand="0" w:evenVBand="0" w:oddHBand="1" w:evenHBand="0" w:firstRowFirstColumn="0" w:firstRowLastColumn="0" w:lastRowFirstColumn="0" w:lastRowLastColumn="0"/>
             </w:pPr>
             <w:r>
-              <w:t xml:space="preserve">token, </w:t>
-            </w:r>
-            <w:proofErr w:type="spellStart"/>
-            <w:r>
-              <w:t>categoria</w:t>
-            </w:r>
-            <w:proofErr w:type="spellEnd"/>
+              <w:t>token, categoria</w:t>
+            </w:r>
           </w:p>
         </w:tc>
         <w:tc>
@@ -19265,11 +18500,9 @@
               <w:jc w:val="left"/>
               <w:cnfStyle w:val="000000100000" w:firstRow="0" w:lastRow="0" w:firstColumn="0" w:lastColumn="0" w:oddVBand="0" w:evenVBand="0" w:oddHBand="1" w:evenHBand="0" w:firstRowFirstColumn="0" w:firstRowLastColumn="0" w:lastRowFirstColumn="0" w:lastRowLastColumn="0"/>
             </w:pPr>
-            <w:proofErr w:type="spellStart"/>
             <w:r>
               <w:t>RespuestaUnidades</w:t>
             </w:r>
-            <w:proofErr w:type="spellEnd"/>
           </w:p>
         </w:tc>
         <w:tc>
@@ -19319,31 +18552,7 @@
               <w:cnfStyle w:val="000000000000" w:firstRow="0" w:lastRow="0" w:firstColumn="0" w:lastColumn="0" w:oddVBand="0" w:evenVBand="0" w:oddHBand="0" w:evenHBand="0" w:firstRowFirstColumn="0" w:firstRowLastColumn="0" w:lastRowFirstColumn="0" w:lastRowLastColumn="0"/>
             </w:pPr>
             <w:r>
-              <w:t xml:space="preserve">token, </w:t>
-            </w:r>
-            <w:proofErr w:type="spellStart"/>
-            <w:r>
-              <w:t>categoria</w:t>
-            </w:r>
-            <w:proofErr w:type="spellEnd"/>
-            <w:r>
-              <w:t xml:space="preserve">, </w:t>
-            </w:r>
-            <w:proofErr w:type="spellStart"/>
-            <w:r>
-              <w:t>unidadOrigen</w:t>
-            </w:r>
-            <w:proofErr w:type="spellEnd"/>
-            <w:r>
-              <w:t xml:space="preserve">, </w:t>
-            </w:r>
-            <w:proofErr w:type="spellStart"/>
-            <w:r>
-              <w:t>unidadDestino</w:t>
-            </w:r>
-            <w:proofErr w:type="spellEnd"/>
-            <w:r>
-              <w:t>, valor</w:t>
+              <w:t>token, categoria, unidadOrigen, unidadDestino, valor</w:t>
             </w:r>
           </w:p>
         </w:tc>
@@ -19357,11 +18566,9 @@
               <w:jc w:val="left"/>
               <w:cnfStyle w:val="000000000000" w:firstRow="0" w:lastRow="0" w:firstColumn="0" w:lastColumn="0" w:oddVBand="0" w:evenVBand="0" w:oddHBand="0" w:evenHBand="0" w:firstRowFirstColumn="0" w:firstRowLastColumn="0" w:lastRowFirstColumn="0" w:lastRowLastColumn="0"/>
             </w:pPr>
-            <w:proofErr w:type="spellStart"/>
             <w:r>
               <w:t>RespuestaConversion</w:t>
             </w:r>
-            <w:proofErr w:type="spellEnd"/>
           </w:p>
         </w:tc>
         <w:tc>
@@ -19396,11 +18603,9 @@
               <w:spacing w:before="20" w:after="20"/>
               <w:jc w:val="left"/>
             </w:pPr>
-            <w:proofErr w:type="spellStart"/>
             <w:r>
               <w:t>validarToken</w:t>
             </w:r>
-            <w:proofErr w:type="spellEnd"/>
           </w:p>
         </w:tc>
         <w:tc>
@@ -19430,11 +18635,9 @@
               <w:jc w:val="left"/>
               <w:cnfStyle w:val="000000100000" w:firstRow="0" w:lastRow="0" w:firstColumn="0" w:lastColumn="0" w:oddVBand="0" w:evenVBand="0" w:oddHBand="1" w:evenHBand="0" w:firstRowFirstColumn="0" w:firstRowLastColumn="0" w:lastRowFirstColumn="0" w:lastRowLastColumn="0"/>
             </w:pPr>
-            <w:proofErr w:type="spellStart"/>
             <w:r>
               <w:t>RespuestaValidacion</w:t>
             </w:r>
-            <w:proofErr w:type="spellEnd"/>
           </w:p>
         </w:tc>
         <w:tc>
@@ -19682,11 +18885,9 @@
               <w:spacing w:before="20" w:after="20"/>
               <w:jc w:val="left"/>
             </w:pPr>
-            <w:proofErr w:type="spellStart"/>
             <w:r>
               <w:t>codigo</w:t>
             </w:r>
-            <w:proofErr w:type="spellEnd"/>
           </w:p>
         </w:tc>
         <w:tc>
@@ -19886,11 +19087,9 @@
               <w:spacing w:before="20" w:after="20"/>
               <w:jc w:val="left"/>
             </w:pPr>
-            <w:proofErr w:type="spellStart"/>
             <w:r>
               <w:t>unidadOrigen</w:t>
             </w:r>
-            <w:proofErr w:type="spellEnd"/>
           </w:p>
         </w:tc>
         <w:tc>
@@ -19956,11 +19155,9 @@
               <w:spacing w:before="20" w:after="20"/>
               <w:jc w:val="left"/>
             </w:pPr>
-            <w:proofErr w:type="spellStart"/>
             <w:r>
               <w:t>unidadDestino</w:t>
             </w:r>
-            <w:proofErr w:type="spellEnd"/>
           </w:p>
         </w:tc>
         <w:tc>
@@ -22245,23 +21442,7 @@
               <w:cnfStyle w:val="000000100000" w:firstRow="0" w:lastRow="0" w:firstColumn="0" w:lastColumn="0" w:oddVBand="0" w:evenVBand="0" w:oddHBand="1" w:evenHBand="0" w:firstRowFirstColumn="0" w:firstRowLastColumn="0" w:lastRowFirstColumn="0" w:lastRowLastColumn="0"/>
             </w:pPr>
             <w:r>
-              <w:t xml:space="preserve">Representa el acceso mediante la aplicación web </w:t>
-            </w:r>
-            <w:proofErr w:type="spellStart"/>
-            <w:r>
-              <w:t>Jakarta</w:t>
-            </w:r>
-            <w:proofErr w:type="spellEnd"/>
-            <w:r>
-              <w:t xml:space="preserve"> EE (JSP/</w:t>
-            </w:r>
-            <w:proofErr w:type="spellStart"/>
-            <w:r>
-              <w:t>Servlets</w:t>
-            </w:r>
-            <w:proofErr w:type="spellEnd"/>
-            <w:r>
-              <w:t>) desplegada en el servidor de aplicaciones, utilizada desde un navegador.</w:t>
+              <w:t>Representa el acceso mediante la aplicación web Jakarta EE (JSP/Servlets) desplegada en el servidor de aplicaciones, utilizada desde un navegador.</w:t>
             </w:r>
           </w:p>
         </w:tc>
@@ -24871,23 +24052,7 @@
               <w:cnfStyle w:val="000000100000" w:firstRow="0" w:lastRow="0" w:firstColumn="0" w:lastColumn="0" w:oddVBand="0" w:evenVBand="0" w:oddHBand="1" w:evenHBand="0" w:firstRowFirstColumn="0" w:firstRowLastColumn="0" w:lastRowFirstColumn="0" w:lastRowLastColumn="0"/>
             </w:pPr>
             <w:r>
-              <w:t xml:space="preserve">Longitud y masa se convierten con: resultado = valor × </w:t>
-            </w:r>
-            <w:proofErr w:type="spellStart"/>
-            <w:r>
-              <w:t>factorOrigen</w:t>
-            </w:r>
-            <w:proofErr w:type="spellEnd"/>
-            <w:r>
-              <w:t xml:space="preserve"> / </w:t>
-            </w:r>
-            <w:proofErr w:type="spellStart"/>
-            <w:r>
-              <w:t>factorDestino</w:t>
-            </w:r>
-            <w:proofErr w:type="spellEnd"/>
-            <w:r>
-              <w:t>. Temperatura se convierte con fórmulas específicas.</w:t>
+              <w:t>Longitud y masa se convierten con: resultado = valor × factorOrigen / factorDestino. Temperatura se convierte con fórmulas específicas.</w:t>
             </w:r>
           </w:p>
         </w:tc>
@@ -25256,15 +24421,7 @@
               <w:cnfStyle w:val="000000100000" w:firstRow="0" w:lastRow="0" w:firstColumn="0" w:lastColumn="0" w:oddVBand="0" w:evenVBand="0" w:oddHBand="1" w:evenHBand="0" w:firstRowFirstColumn="0" w:firstRowLastColumn="0" w:lastRowFirstColumn="0" w:lastRowLastColumn="0"/>
             </w:pPr>
             <w:r>
-              <w:t>Se ejecuta siempre (&lt;&lt;</w:t>
-            </w:r>
-            <w:proofErr w:type="spellStart"/>
-            <w:r>
-              <w:t>include</w:t>
-            </w:r>
-            <w:proofErr w:type="spellEnd"/>
-            <w:r>
-              <w:t>&gt;&gt;) en las conversiones y consultas.</w:t>
+              <w:t>Se ejecuta siempre (&lt;&lt;include&gt;&gt;) en las conversiones y consultas.</w:t>
             </w:r>
           </w:p>
         </w:tc>
@@ -25633,15 +24790,7 @@
               <w:cnfStyle w:val="000000100000" w:firstRow="0" w:lastRow="0" w:firstColumn="0" w:lastColumn="0" w:oddVBand="0" w:evenVBand="0" w:oddHBand="1" w:evenHBand="0" w:firstRowFirstColumn="0" w:firstRowLastColumn="0" w:lastRowFirstColumn="0" w:lastRowLastColumn="0"/>
             </w:pPr>
             <w:r>
-              <w:t>Se ejecuta siempre (&lt;&lt;</w:t>
-            </w:r>
-            <w:proofErr w:type="spellStart"/>
-            <w:r>
-              <w:t>include</w:t>
-            </w:r>
-            <w:proofErr w:type="spellEnd"/>
-            <w:r>
-              <w:t>&gt;&gt;) antes de calcular.</w:t>
+              <w:t>Se ejecuta siempre (&lt;&lt;include&gt;&gt;) antes de calcular.</w:t>
             </w:r>
           </w:p>
         </w:tc>
@@ -28735,23 +27884,7 @@
     <w:p/>
     <w:p>
       <w:r>
-        <w:t xml:space="preserve">Para Longitud y Masa: resultado = valor × </w:t>
-      </w:r>
-      <w:proofErr w:type="spellStart"/>
-      <w:r>
-        <w:t>factorOrigen</w:t>
-      </w:r>
-      <w:proofErr w:type="spellEnd"/>
-      <w:r>
-        <w:t xml:space="preserve"> / </w:t>
-      </w:r>
-      <w:proofErr w:type="spellStart"/>
-      <w:r>
-        <w:t>factorDestino</w:t>
-      </w:r>
-      <w:proofErr w:type="spellEnd"/>
-      <w:r>
-        <w:t>. Por ejemplo, 5 KM → M = 5 × 1000 / 1 = 5000.</w:t>
+        <w:t>Para Longitud y Masa: resultado = valor × factorOrigen / factorDestino. Por ejemplo, 5 KM → M = 5 × 1000 / 1 = 5000.</w:t>
       </w:r>
     </w:p>
     <w:p>
@@ -29715,15 +28848,7 @@
               <w:cnfStyle w:val="000000100000" w:firstRow="0" w:lastRow="0" w:firstColumn="0" w:lastColumn="0" w:oddVBand="0" w:evenVBand="0" w:oddHBand="1" w:evenHBand="0" w:firstRowFirstColumn="0" w:firstRowLastColumn="0" w:lastRowFirstColumn="0" w:lastRowLastColumn="0"/>
             </w:pPr>
             <w:r>
-              <w:t>&lt;&lt;</w:t>
-            </w:r>
-            <w:proofErr w:type="spellStart"/>
-            <w:r>
-              <w:t>include</w:t>
-            </w:r>
-            <w:proofErr w:type="spellEnd"/>
-            <w:r>
-              <w:t>&gt;&gt; CU-03.</w:t>
+              <w:t>&lt;&lt;include&gt;&gt; CU-03.</w:t>
             </w:r>
           </w:p>
         </w:tc>
@@ -30723,15 +29848,7 @@
               <w:cnfStyle w:val="000000100000" w:firstRow="0" w:lastRow="0" w:firstColumn="0" w:lastColumn="0" w:oddVBand="0" w:evenVBand="0" w:oddHBand="1" w:evenHBand="0" w:firstRowFirstColumn="0" w:firstRowLastColumn="0" w:lastRowFirstColumn="0" w:lastRowLastColumn="0"/>
             </w:pPr>
             <w:r>
-              <w:t>&lt;&lt;</w:t>
-            </w:r>
-            <w:proofErr w:type="spellStart"/>
-            <w:r>
-              <w:t>include</w:t>
-            </w:r>
-            <w:proofErr w:type="spellEnd"/>
-            <w:r>
-              <w:t>&gt;&gt; CU-05, CU-06, CU-07. Extendido por CU-08, CU-09, CU-10, CU-11.</w:t>
+              <w:t>&lt;&lt;include&gt;&gt; CU-05, CU-06, CU-07. Extendido por CU-08, CU-09, CU-10, CU-11.</w:t>
             </w:r>
           </w:p>
         </w:tc>
@@ -32511,15 +31628,7 @@
               <w:cnfStyle w:val="000000100000" w:firstRow="0" w:lastRow="0" w:firstColumn="0" w:lastColumn="0" w:oddVBand="0" w:evenVBand="0" w:oddHBand="1" w:evenHBand="0" w:firstRowFirstColumn="0" w:firstRowLastColumn="0" w:lastRowFirstColumn="0" w:lastRowLastColumn="0"/>
             </w:pPr>
             <w:r>
-              <w:t>&lt;&lt;</w:t>
-            </w:r>
-            <w:proofErr w:type="spellStart"/>
-            <w:r>
-              <w:t>extend</w:t>
-            </w:r>
-            <w:proofErr w:type="spellEnd"/>
-            <w:r>
-              <w:t>&gt;&gt; CU-04.</w:t>
+              <w:t>&lt;&lt;extend&gt;&gt; CU-04.</w:t>
             </w:r>
           </w:p>
         </w:tc>
@@ -32948,15 +32057,7 @@
               <w:cnfStyle w:val="000000100000" w:firstRow="0" w:lastRow="0" w:firstColumn="0" w:lastColumn="0" w:oddVBand="0" w:evenVBand="0" w:oddHBand="1" w:evenHBand="0" w:firstRowFirstColumn="0" w:firstRowLastColumn="0" w:lastRowFirstColumn="0" w:lastRowLastColumn="0"/>
             </w:pPr>
             <w:r>
-              <w:t>&lt;&lt;</w:t>
-            </w:r>
-            <w:proofErr w:type="spellStart"/>
-            <w:r>
-              <w:t>extend</w:t>
-            </w:r>
-            <w:proofErr w:type="spellEnd"/>
-            <w:r>
-              <w:t>&gt;&gt; CU-04.</w:t>
+              <w:t>&lt;&lt;extend&gt;&gt; CU-04.</w:t>
             </w:r>
           </w:p>
         </w:tc>
@@ -33384,15 +32485,7 @@
               <w:cnfStyle w:val="000000100000" w:firstRow="0" w:lastRow="0" w:firstColumn="0" w:lastColumn="0" w:oddVBand="0" w:evenVBand="0" w:oddHBand="1" w:evenHBand="0" w:firstRowFirstColumn="0" w:firstRowLastColumn="0" w:lastRowFirstColumn="0" w:lastRowLastColumn="0"/>
             </w:pPr>
             <w:r>
-              <w:t>&lt;&lt;</w:t>
-            </w:r>
-            <w:proofErr w:type="spellStart"/>
-            <w:r>
-              <w:t>extend</w:t>
-            </w:r>
-            <w:proofErr w:type="spellEnd"/>
-            <w:r>
-              <w:t>&gt;&gt; CU-04.</w:t>
+              <w:t>&lt;&lt;extend&gt;&gt; CU-04.</w:t>
             </w:r>
           </w:p>
         </w:tc>
@@ -33821,15 +32914,7 @@
               <w:cnfStyle w:val="000000100000" w:firstRow="0" w:lastRow="0" w:firstColumn="0" w:lastColumn="0" w:oddVBand="0" w:evenVBand="0" w:oddHBand="1" w:evenHBand="0" w:firstRowFirstColumn="0" w:firstRowLastColumn="0" w:lastRowFirstColumn="0" w:lastRowLastColumn="0"/>
             </w:pPr>
             <w:r>
-              <w:t>&lt;&lt;</w:t>
-            </w:r>
-            <w:proofErr w:type="spellStart"/>
-            <w:r>
-              <w:t>extend</w:t>
-            </w:r>
-            <w:proofErr w:type="spellEnd"/>
-            <w:r>
-              <w:t>&gt;&gt; CU-04.</w:t>
+              <w:t>&lt;&lt;extend&gt;&gt; CU-04.</w:t>
             </w:r>
           </w:p>
         </w:tc>
@@ -34252,39 +33337,7 @@
               <w:cnfStyle w:val="000000100000" w:firstRow="0" w:lastRow="0" w:firstColumn="0" w:lastColumn="0" w:oddVBand="0" w:evenVBand="0" w:oddHBand="1" w:evenHBand="0" w:firstRowFirstColumn="0" w:firstRowLastColumn="0" w:lastRowFirstColumn="0" w:lastRowLastColumn="0"/>
             </w:pPr>
             <w:r>
-              <w:t xml:space="preserve">El </w:t>
-            </w:r>
-            <w:proofErr w:type="spellStart"/>
-            <w:r>
-              <w:t>backend</w:t>
-            </w:r>
-            <w:proofErr w:type="spellEnd"/>
-            <w:r>
-              <w:t xml:space="preserve"> debe desarrollarse en Java (JDK 17) utilizando </w:t>
-            </w:r>
-            <w:proofErr w:type="spellStart"/>
-            <w:r>
-              <w:t>Jakarta</w:t>
-            </w:r>
-            <w:proofErr w:type="spellEnd"/>
-            <w:r>
-              <w:t xml:space="preserve"> XML Web </w:t>
-            </w:r>
-            <w:proofErr w:type="spellStart"/>
-            <w:r>
-              <w:t>Services</w:t>
-            </w:r>
-            <w:proofErr w:type="spellEnd"/>
-            <w:r>
-              <w:t xml:space="preserve"> (JAX-WS) sobre la especificación </w:t>
-            </w:r>
-            <w:proofErr w:type="spellStart"/>
-            <w:r>
-              <w:t>Jakarta</w:t>
-            </w:r>
-            <w:proofErr w:type="spellEnd"/>
-            <w:r>
-              <w:t xml:space="preserve"> EE 10.</w:t>
+              <w:t>El backend debe desarrollarse en Java (JDK 17) utilizando Jakarta XML Web Services (JAX-WS) sobre la especificación Jakarta EE 10.</w:t>
             </w:r>
           </w:p>
         </w:tc>
@@ -37969,34 +37022,74 @@
     <w:p>
       <w:pPr>
         <w:pStyle w:val="TOCHeading"/>
-      </w:pPr>
-      <w:r>
+        <w:rPr>
+          <w:lang w:val="en-US"/>
+        </w:rPr>
+      </w:pPr>
+      <w:r>
+        <w:rPr>
+          <w:lang w:val="en-US"/>
+        </w:rPr>
         <w:t>BIBLIOGRAFÍA</w:t>
       </w:r>
     </w:p>
     <w:p>
-      <w:r>
+      <w:pPr>
+        <w:rPr>
+          <w:lang w:val="en-US"/>
+        </w:rPr>
+      </w:pPr>
+      <w:r>
+        <w:rPr>
+          <w:lang w:val="en-US"/>
+        </w:rPr>
         <w:t>IEEE Computer Society. (1998). IEEE Std 830-1998: IEEE Recommended Practice for Software Requirements Specifications. IEEE.</w:t>
       </w:r>
     </w:p>
     <w:p>
-      <w:r>
+      <w:pPr>
+        <w:rPr>
+          <w:lang w:val="en-US"/>
+        </w:rPr>
+      </w:pPr>
+      <w:r>
+        <w:rPr>
+          <w:lang w:val="en-US"/>
+        </w:rPr>
         <w:t>W3C. (2007). W3C SOAP Version 1.2 Part 1: Messaging Framework. Recuperado de https://www.w3.org/TR/soap12/</w:t>
       </w:r>
     </w:p>
     <w:p>
       <w:r>
-        <w:t>W3C. (2001). Web Services Description Language (WSDL) 1.1. Recuperado de https://www.w3.org/TR/wsdl</w:t>
+        <w:rPr>
+          <w:lang w:val="en-US"/>
+        </w:rPr>
+        <w:t xml:space="preserve">W3C. (2001). Web Services Description Language (WSDL) 1.1. </w:t>
+      </w:r>
+      <w:r>
+        <w:t>Recuperado de https://www.w3.org/TR/wsdl</w:t>
       </w:r>
     </w:p>
     <w:p>
       <w:r>
-        <w:t>Eclipse Foundation. (2022). Jakarta XML Web Services Specification. Recuperado de https://jakarta.ee/specifications/xml-web-services/</w:t>
+        <w:rPr>
+          <w:lang w:val="en-US"/>
+        </w:rPr>
+        <w:t xml:space="preserve">Eclipse Foundation. (2022). Jakarta XML Web Services Specification. </w:t>
+      </w:r>
+      <w:r>
+        <w:t>Recuperado de https://jakarta.ee/specifications/xml-web-services/</w:t>
       </w:r>
     </w:p>
     <w:sectPr>
       <w:pgSz w:w="12240" w:h="15840"/>
       <w:pgMar w:top="1440" w:right="1440" w:bottom="1440" w:left="1440" w:header="720" w:footer="720" w:gutter="0"/>
+      <w:pgBorders w:offsetFrom="page">
+        <w:top w:val="twistedLines1" w:sz="18" w:space="24" w:color="auto"/>
+        <w:left w:val="twistedLines1" w:sz="18" w:space="24" w:color="auto"/>
+        <w:bottom w:val="twistedLines1" w:sz="18" w:space="24" w:color="auto"/>
+        <w:right w:val="twistedLines1" w:sz="18" w:space="24" w:color="auto"/>
+      </w:pgBorders>
       <w:cols w:space="720"/>
       <w:docGrid w:linePitch="360"/>
     </w:sectPr>
@@ -43302,14 +42395,13 @@
   <w:style w:type="paragraph" w:default="1" w:styleId="Normal">
     <w:name w:val="Normal"/>
     <w:qFormat/>
-    <w:rsid w:val="00E9721E"/>
+    <w:rsid w:val="00C65C3A"/>
     <w:pPr>
       <w:spacing w:before="90" w:after="120"/>
       <w:jc w:val="both"/>
     </w:pPr>
     <w:rPr>
       <w:rFonts w:ascii="Calibri" w:eastAsia="Carlito" w:hAnsi="Calibri" w:cs="Carlito"/>
-      <w:color w:val="365F91" w:themeColor="accent1" w:themeShade="BF"/>
       <w:lang w:val="es-ES"/>
     </w:rPr>
   </w:style>
